--- a/Ambulance_Dispatch_Route_Optimizer_Report.docx
+++ b/Ambulance_Dispatch_Route_Optimizer_Report.docx
@@ -4,92 +4,474 @@
   <w:body>
     <w:p>
       <w:pPr>
-        <w:spacing w:before="0" w:after="40"/>
+        <w:spacing w:before="360" w:after="80"/>
+        <w:jc w:val="center"/>
+      </w:pPr>
+      <w:r>
+        <w:rPr>
+          <w:rFonts w:ascii="Arial" w:hAnsi="Arial"/>
+          <w:b/>
+          <w:color w:val="64748B"/>
+          <w:sz w:val="22"/>
+        </w:rPr>
+        <w:t>ACADEMIC PROJECT EVALUATION REPORT</w:t>
+        <w:br/>
+        <w:t>DEPARTMENT OF COMPUTER SCIENCE &amp; ENGINEERING</w:t>
+      </w:r>
+    </w:p>
+    <w:p>
+      <w:pPr>
+        <w:spacing w:after="560"/>
+        <w:jc w:val="center"/>
+      </w:pPr>
+      <w:r>
+        <w:rPr>
+          <w:color w:val="E63946"/>
+        </w:rPr>
+        <w:t>——————————————————————————————————————</w:t>
+      </w:r>
+    </w:p>
+    <w:p>
+      <w:pPr>
+        <w:spacing w:before="0" w:after="160"/>
+        <w:jc w:val="center"/>
       </w:pPr>
       <w:r>
         <w:rPr>
           <w:rFonts w:ascii="Arial" w:hAnsi="Arial"/>
           <w:b/>
           <w:color w:val="E63946"/>
-          <w:sz w:val="40"/>
+          <w:sz w:val="52"/>
         </w:rPr>
-        <w:t>AMBULANCE DISPATCH ROUTE OPTIMIZER</w:t>
+        <w:t>AMBULANCE DISPATCH &amp;</w:t>
+        <w:br/>
+        <w:t>ROUTE OPTIMIZER</w:t>
       </w:r>
     </w:p>
     <w:p>
       <w:pPr>
-        <w:spacing w:before="0" w:after="80"/>
+        <w:spacing w:before="0" w:after="480"/>
+        <w:jc w:val="center"/>
       </w:pPr>
       <w:r>
         <w:rPr>
           <w:rFonts w:ascii="Calibri" w:hAnsi="Calibri"/>
-          <w:b/>
+          <w:i/>
           <w:color w:val="0F172A"/>
           <w:sz w:val="24"/>
         </w:rPr>
-        <w:t>Project Document: Problem Statement No. 19</w:t>
+        <w:t>Intelligent Golden-Hour Response Engine with Dynamic Multi-Factor Dijkstra,</w:t>
+        <w:br/>
+        <w:t>Adverse Weather Modeling, and ML Demand Pre-Positioning</w:t>
+      </w:r>
+    </w:p>
+    <w:tbl>
+      <w:tblPr>
+        <w:tblW w:type="auto" w:w="0"/>
+        <w:jc w:val="center"/>
+        <w:tblLook w:firstColumn="1" w:firstRow="1" w:lastColumn="0" w:lastRow="0" w:noHBand="0" w:noVBand="1" w:val="04A0"/>
+      </w:tblPr>
+      <w:tblGrid>
+        <w:gridCol w:w="4680"/>
+        <w:gridCol w:w="4680"/>
+      </w:tblGrid>
+      <w:tr>
+        <w:tc>
+          <w:tcPr>
+            <w:tcW w:type="dxa" w:w="3168"/>
+            <w:shd w:fill="F8FAFC"/>
+            <w:tcMar>
+              <w:top w:w="60" w:type="dxa"/>
+              <w:bottom w:w="60" w:type="dxa"/>
+              <w:left w:w="100" w:type="dxa"/>
+              <w:right w:w="100" w:type="dxa"/>
+            </w:tcMar>
+          </w:tcPr>
+          <w:p>
+            <w:r>
+              <w:rPr>
+                <w:rFonts w:ascii="Calibri" w:hAnsi="Calibri"/>
+                <w:b/>
+                <w:sz w:val="19"/>
+              </w:rPr>
+              <w:t>Problem Statement No:</w:t>
+            </w:r>
+          </w:p>
+        </w:tc>
+        <w:tc>
+          <w:tcPr>
+            <w:tcW w:type="dxa" w:w="6192"/>
+            <w:shd w:fill="FFFFFF"/>
+            <w:tcMar>
+              <w:top w:w="60" w:type="dxa"/>
+              <w:bottom w:w="60" w:type="dxa"/>
+              <w:left w:w="100" w:type="dxa"/>
+              <w:right w:w="100" w:type="dxa"/>
+            </w:tcMar>
+          </w:tcPr>
+          <w:p>
+            <w:r>
+              <w:rPr>
+                <w:rFonts w:ascii="Calibri" w:hAnsi="Calibri"/>
+                <w:sz w:val="19"/>
+              </w:rPr>
+              <w:t>Problem Statement #19 (Ambulance Dispatch Optimization)</w:t>
+            </w:r>
+          </w:p>
+        </w:tc>
+      </w:tr>
+      <w:tr>
+        <w:tc>
+          <w:tcPr>
+            <w:tcW w:type="dxa" w:w="3168"/>
+            <w:shd w:fill="F8FAFC"/>
+            <w:tcMar>
+              <w:top w:w="60" w:type="dxa"/>
+              <w:bottom w:w="60" w:type="dxa"/>
+              <w:left w:w="100" w:type="dxa"/>
+              <w:right w:w="100" w:type="dxa"/>
+            </w:tcMar>
+          </w:tcPr>
+          <w:p>
+            <w:r>
+              <w:rPr>
+                <w:rFonts w:ascii="Calibri" w:hAnsi="Calibri"/>
+                <w:b/>
+                <w:sz w:val="19"/>
+              </w:rPr>
+              <w:t>Candidate Regd Numbers:</w:t>
+            </w:r>
+          </w:p>
+        </w:tc>
+        <w:tc>
+          <w:tcPr>
+            <w:tcW w:type="dxa" w:w="6192"/>
+            <w:shd w:fill="FFFFFF"/>
+            <w:tcMar>
+              <w:top w:w="60" w:type="dxa"/>
+              <w:bottom w:w="60" w:type="dxa"/>
+              <w:left w:w="100" w:type="dxa"/>
+              <w:right w:w="100" w:type="dxa"/>
+            </w:tcMar>
+          </w:tcPr>
+          <w:p>
+            <w:r>
+              <w:rPr>
+                <w:rFonts w:ascii="Calibri" w:hAnsi="Calibri"/>
+                <w:sz w:val="19"/>
+              </w:rPr>
+              <w:t>25091A3298, 25091A3297</w:t>
+            </w:r>
+          </w:p>
+        </w:tc>
+      </w:tr>
+      <w:tr>
+        <w:tc>
+          <w:tcPr>
+            <w:tcW w:type="dxa" w:w="3168"/>
+            <w:shd w:fill="F8FAFC"/>
+            <w:tcMar>
+              <w:top w:w="60" w:type="dxa"/>
+              <w:bottom w:w="60" w:type="dxa"/>
+              <w:left w:w="100" w:type="dxa"/>
+              <w:right w:w="100" w:type="dxa"/>
+            </w:tcMar>
+          </w:tcPr>
+          <w:p>
+            <w:r>
+              <w:rPr>
+                <w:rFonts w:ascii="Calibri" w:hAnsi="Calibri"/>
+                <w:b/>
+                <w:sz w:val="19"/>
+              </w:rPr>
+              <w:t>Source Code Repository:</w:t>
+            </w:r>
+          </w:p>
+        </w:tc>
+        <w:tc>
+          <w:tcPr>
+            <w:tcW w:type="dxa" w:w="6192"/>
+            <w:shd w:fill="FFFFFF"/>
+            <w:tcMar>
+              <w:top w:w="60" w:type="dxa"/>
+              <w:bottom w:w="60" w:type="dxa"/>
+              <w:left w:w="100" w:type="dxa"/>
+              <w:right w:w="100" w:type="dxa"/>
+            </w:tcMar>
+          </w:tcPr>
+          <w:p>
+            <w:r>
+              <w:rPr>
+                <w:rFonts w:ascii="Calibri" w:hAnsi="Calibri"/>
+                <w:sz w:val="19"/>
+              </w:rPr>
+              <w:t>https://github.com/Irfans8896/ambulance-dispatch-optimizer</w:t>
+            </w:r>
+          </w:p>
+        </w:tc>
+      </w:tr>
+      <w:tr>
+        <w:tc>
+          <w:tcPr>
+            <w:tcW w:type="dxa" w:w="3168"/>
+            <w:shd w:fill="F8FAFC"/>
+            <w:tcMar>
+              <w:top w:w="60" w:type="dxa"/>
+              <w:bottom w:w="60" w:type="dxa"/>
+              <w:left w:w="100" w:type="dxa"/>
+              <w:right w:w="100" w:type="dxa"/>
+            </w:tcMar>
+          </w:tcPr>
+          <w:p>
+            <w:r>
+              <w:rPr>
+                <w:rFonts w:ascii="Calibri" w:hAnsi="Calibri"/>
+                <w:b/>
+                <w:sz w:val="19"/>
+              </w:rPr>
+              <w:t>Live Cloud Deployment:</w:t>
+            </w:r>
+          </w:p>
+        </w:tc>
+        <w:tc>
+          <w:tcPr>
+            <w:tcW w:type="dxa" w:w="6192"/>
+            <w:shd w:fill="FFFFFF"/>
+            <w:tcMar>
+              <w:top w:w="60" w:type="dxa"/>
+              <w:bottom w:w="60" w:type="dxa"/>
+              <w:left w:w="100" w:type="dxa"/>
+              <w:right w:w="100" w:type="dxa"/>
+            </w:tcMar>
+          </w:tcPr>
+          <w:p>
+            <w:r>
+              <w:rPr>
+                <w:rFonts w:ascii="Calibri" w:hAnsi="Calibri"/>
+                <w:sz w:val="19"/>
+              </w:rPr>
+              <w:t>https://ambulance-dispatch-optimizer.onrender.com</w:t>
+            </w:r>
+          </w:p>
+        </w:tc>
+      </w:tr>
+    </w:tbl>
+    <w:p>
+      <w:pPr>
+        <w:spacing w:after="480"/>
+      </w:pPr>
+    </w:p>
+    <w:tbl>
+      <w:tblPr>
+        <w:tblW w:type="auto" w:w="0"/>
+        <w:jc w:val="center"/>
+        <w:tblLook w:firstColumn="1" w:firstRow="1" w:lastColumn="0" w:lastRow="0" w:noHBand="0" w:noVBand="1" w:val="04A0"/>
+      </w:tblPr>
+      <w:tblGrid>
+        <w:gridCol w:w="2340"/>
+        <w:gridCol w:w="2340"/>
+        <w:gridCol w:w="2340"/>
+        <w:gridCol w:w="2340"/>
+      </w:tblGrid>
+      <w:tr>
+        <w:tc>
+          <w:tcPr>
+            <w:tcW w:type="dxa" w:w="2304"/>
+            <w:shd w:fill="F8FAFC"/>
+            <w:tcMar>
+              <w:top w:w="100" w:type="dxa"/>
+              <w:bottom w:w="100" w:type="dxa"/>
+              <w:left w:w="100" w:type="dxa"/>
+              <w:right w:w="100" w:type="dxa"/>
+            </w:tcMar>
+            <w:tcBorders>
+              <w:top w:val="single" w:sz="18" w:space="0" w:color="10B981"/>
+              <w:left w:val="none"/>
+              <w:bottom w:val="none"/>
+              <w:right w:val="none"/>
+            </w:tcBorders>
+          </w:tcPr>
+          <w:p>
+            <w:pPr>
+              <w:spacing w:after="40"/>
+              <w:jc w:val="center"/>
+            </w:pPr>
+            <w:r>
+              <w:rPr>
+                <w:rFonts w:ascii="Arial" w:hAnsi="Arial"/>
+                <w:b/>
+                <w:color w:val="0F172A"/>
+                <w:sz w:val="26"/>
+              </w:rPr>
+              <w:t>6.5% Faster</w:t>
+            </w:r>
+          </w:p>
+          <w:p>
+            <w:pPr>
+              <w:spacing w:after="40"/>
+              <w:jc w:val="center"/>
+            </w:pPr>
+            <w:r>
+              <w:rPr>
+                <w:rFonts w:ascii="Calibri" w:hAnsi="Calibri"/>
+                <w:color w:val="64748B"/>
+                <w:sz w:val="16"/>
+              </w:rPr>
+              <w:t>Arrival Speedup vs Static</w:t>
+            </w:r>
+          </w:p>
+        </w:tc>
+        <w:tc>
+          <w:tcPr>
+            <w:tcW w:type="dxa" w:w="2304"/>
+            <w:shd w:fill="F8FAFC"/>
+            <w:tcMar>
+              <w:top w:w="100" w:type="dxa"/>
+              <w:bottom w:w="100" w:type="dxa"/>
+              <w:left w:w="100" w:type="dxa"/>
+              <w:right w:w="100" w:type="dxa"/>
+            </w:tcMar>
+            <w:tcBorders>
+              <w:top w:val="single" w:sz="18" w:space="0" w:color="2563EB"/>
+              <w:left w:val="none"/>
+              <w:bottom w:val="none"/>
+              <w:right w:val="none"/>
+            </w:tcBorders>
+          </w:tcPr>
+          <w:p>
+            <w:pPr>
+              <w:spacing w:after="40"/>
+              <w:jc w:val="center"/>
+            </w:pPr>
+            <w:r>
+              <w:rPr>
+                <w:rFonts w:ascii="Arial" w:hAnsi="Arial"/>
+                <w:b/>
+                <w:color w:val="0F172A"/>
+                <w:sz w:val="26"/>
+              </w:rPr>
+              <w:t>26.7% Better</w:t>
+            </w:r>
+          </w:p>
+          <w:p>
+            <w:pPr>
+              <w:spacing w:after="40"/>
+              <w:jc w:val="center"/>
+            </w:pPr>
+            <w:r>
+              <w:rPr>
+                <w:rFonts w:ascii="Calibri" w:hAnsi="Calibri"/>
+                <w:color w:val="64748B"/>
+                <w:sz w:val="16"/>
+              </w:rPr>
+              <w:t>Repositioning Coverage Gain</w:t>
+            </w:r>
+          </w:p>
+        </w:tc>
+        <w:tc>
+          <w:tcPr>
+            <w:tcW w:type="dxa" w:w="2304"/>
+            <w:shd w:fill="F8FAFC"/>
+            <w:tcMar>
+              <w:top w:w="100" w:type="dxa"/>
+              <w:bottom w:w="100" w:type="dxa"/>
+              <w:left w:w="100" w:type="dxa"/>
+              <w:right w:w="100" w:type="dxa"/>
+            </w:tcMar>
+            <w:tcBorders>
+              <w:top w:val="single" w:sz="18" w:space="0" w:color="059669"/>
+              <w:left w:val="none"/>
+              <w:bottom w:val="none"/>
+              <w:right w:val="none"/>
+            </w:tcBorders>
+          </w:tcPr>
+          <w:p>
+            <w:pPr>
+              <w:spacing w:after="40"/>
+              <w:jc w:val="center"/>
+            </w:pPr>
+            <w:r>
+              <w:rPr>
+                <w:rFonts w:ascii="Arial" w:hAnsi="Arial"/>
+                <w:b/>
+                <w:color w:val="0F172A"/>
+                <w:sz w:val="26"/>
+              </w:rPr>
+              <w:t>92 / 92</w:t>
+            </w:r>
+          </w:p>
+          <w:p>
+            <w:pPr>
+              <w:spacing w:after="40"/>
+              <w:jc w:val="center"/>
+            </w:pPr>
+            <w:r>
+              <w:rPr>
+                <w:rFonts w:ascii="Calibri" w:hAnsi="Calibri"/>
+                <w:color w:val="64748B"/>
+                <w:sz w:val="16"/>
+              </w:rPr>
+              <w:t>Automated Pytest Pass Rate</w:t>
+            </w:r>
+          </w:p>
+        </w:tc>
+        <w:tc>
+          <w:tcPr>
+            <w:tcW w:type="dxa" w:w="2304"/>
+            <w:shd w:fill="F8FAFC"/>
+            <w:tcMar>
+              <w:top w:w="100" w:type="dxa"/>
+              <w:bottom w:w="100" w:type="dxa"/>
+              <w:left w:w="100" w:type="dxa"/>
+              <w:right w:w="100" w:type="dxa"/>
+            </w:tcMar>
+            <w:tcBorders>
+              <w:top w:val="single" w:sz="18" w:space="0" w:color="D97706"/>
+              <w:left w:val="none"/>
+              <w:bottom w:val="none"/>
+              <w:right w:val="none"/>
+            </w:tcBorders>
+          </w:tcPr>
+          <w:p>
+            <w:pPr>
+              <w:spacing w:after="40"/>
+              <w:jc w:val="center"/>
+            </w:pPr>
+            <w:r>
+              <w:rPr>
+                <w:rFonts w:ascii="Arial" w:hAnsi="Arial"/>
+                <w:b/>
+                <w:color w:val="0F172A"/>
+                <w:sz w:val="26"/>
+              </w:rPr>
+              <w:t>0.21 ms</w:t>
+            </w:r>
+          </w:p>
+          <w:p>
+            <w:pPr>
+              <w:spacing w:after="40"/>
+              <w:jc w:val="center"/>
+            </w:pPr>
+            <w:r>
+              <w:rPr>
+                <w:rFonts w:ascii="Calibri" w:hAnsi="Calibri"/>
+                <w:color w:val="64748B"/>
+                <w:sz w:val="16"/>
+              </w:rPr>
+              <w:t>Dijkstra Dispatch Decision</w:t>
+            </w:r>
+          </w:p>
+        </w:tc>
+      </w:tr>
+    </w:tbl>
+    <w:p>
+      <w:r>
+        <w:br w:type="page"/>
       </w:r>
     </w:p>
     <w:p>
       <w:pPr>
-        <w:spacing w:before="0" w:after="240" w:line="288" w:lineRule="auto"/>
-      </w:pPr>
-      <w:r>
-        <w:rPr>
-          <w:rFonts w:ascii="Calibri" w:hAnsi="Calibri"/>
-          <w:b/>
-          <w:sz w:val="19"/>
-        </w:rPr>
-        <w:t xml:space="preserve">Regd No: </w:t>
-      </w:r>
-      <w:r>
-        <w:rPr>
-          <w:rFonts w:ascii="Calibri" w:hAnsi="Calibri"/>
-          <w:sz w:val="19"/>
-        </w:rPr>
-        <w:t>25091A3298, 25091A3297</w:t>
-        <w:br/>
-      </w:r>
-      <w:r>
-        <w:rPr>
-          <w:rFonts w:ascii="Calibri" w:hAnsi="Calibri"/>
-          <w:b/>
-          <w:sz w:val="19"/>
-        </w:rPr>
-        <w:t xml:space="preserve">Source Code: </w:t>
-      </w:r>
-      <w:r>
-        <w:rPr>
-          <w:rFonts w:ascii="Calibri" w:hAnsi="Calibri"/>
-          <w:sz w:val="19"/>
-        </w:rPr>
-        <w:t>https://github.com/Irfans8896/ambulance-dispatch-optimizer</w:t>
-        <w:br/>
-      </w:r>
-      <w:r>
-        <w:rPr>
-          <w:rFonts w:ascii="Calibri" w:hAnsi="Calibri"/>
-          <w:b/>
-          <w:sz w:val="19"/>
-        </w:rPr>
-        <w:t xml:space="preserve">Live Application: </w:t>
-      </w:r>
-      <w:r>
-        <w:rPr>
-          <w:rFonts w:ascii="Calibri" w:hAnsi="Calibri"/>
-          <w:sz w:val="19"/>
-        </w:rPr>
-        <w:t>https://ambulance-dispatch-optimizer.onrender.com</w:t>
-      </w:r>
-    </w:p>
-    <w:p>
-      <w:pPr>
-        <w:spacing w:after="80"/>
-      </w:pPr>
-    </w:p>
-    <w:p>
-      <w:pPr>
-        <w:spacing w:before="320" w:after="120"/>
+        <w:spacing w:before="360" w:after="120"/>
       </w:pPr>
       <w:r>
         <w:rPr>
@@ -111,7 +493,7 @@
           <w:color w:val="1E293B"/>
           <w:sz w:val="20"/>
         </w:rPr>
-        <w:t>In an emergency, the minutes before an ambulance reaches the patient often decide the clinical outcome. In tier-2 and tier-3 municipal regions, response delays stem from heavily congested corridors, unexpected road closures, adverse weather conditions (such as monsoons and flash waterlogging), and fleet units stationed far from incident clusters. This critical window constitutes the classic golden-hour problem of emergency medical logistics.</w:t>
+        <w:t>In emergency medicine, the minutes elapsed between an incident call and the arrival of advanced life support critically dictate patient survival. In tier-2 and tier-3 municipal centers, emergency response systems frequently collapse due to compounded infrastructural challenges: narrow arterial congestion, unpredictable road closures, monsoonal waterlogging, uncoordinated hospital triage capabilities, and vehicle placement that remains purely static. This latency represents the quintessential Golden-Hour problem in modern emergency healthcare logistics.</w:t>
       </w:r>
     </w:p>
     <w:p>
@@ -124,7 +506,7 @@
           <w:color w:val="1E293B"/>
           <w:sz w:val="20"/>
         </w:rPr>
-        <w:t>The Ambulance Dispatch Route Optimizer is an integrated, full-stack web application designed to solve this crisis. The system accepts emergency incident coordinates, selects the nearest available ambulance by true network travel time, computes the optimal route via a custom min-heap Dijkstra algorithm incorporating dynamic traffic, road conditions, and weather friction multipliers, and recommends an optimal hospital matched to the patient's triage severity level. Crucially, the system remains proactive post-dispatch: if road conditions deteriorate or a receiving facility diverts patients, in-transit ambulances are dynamically rerouted from their latest traversed junction. Incoming calls exceeding fleet capacity are held in an automated priority queue, while historical emergency call records are cleaned and clustered via DBSCAN and K-Means to identify demand hotspots. The Hungarian algorithm then determines optimal proactive ambulance pre-positioning hubs.</w:t>
+        <w:t>The Ambulance Dispatch Route Optimizer is an integrated, full-stack decision-support platform designed to eliminate preventable golden-hour transit fatalities. The system accepts emergency incident coordinates, queries available fleet units, and executes a custom min-heap Dijkstra shortest-path algorithm across dynamically weighted road graphs. The edge weight formula incorporates real-time traffic levels, physical pavement conditions, and weather friction factors (Clear, Moderate Rain, Severe Monsoon, Flash Flood). Concurrently, a severity-tier selection matrix maps patient triage scores (Levels 1–5) to certified receiving hospital capabilities, guaranteeing immediate intensive care unit (ICU) and trauma bed availability.</w:t>
       </w:r>
     </w:p>
     <w:p>
@@ -137,12 +519,69 @@
           <w:color w:val="1E293B"/>
           <w:sz w:val="20"/>
         </w:rPr>
-        <w:t>All fleet entities (ambulances, hospitals, incidents, and road networks) are structured using strict Object-Oriented Programming (OOP) principles with enforced finite state transitions. Built using Python Flask and SQLite, the application delivers a real-time Leaflet GIS dashboard, role-based access control (Admin, Dispatcher, Driver), and an innovative in-page per-tab view isolation architecture allowing the Command Center and Driver Cockpit HUD to operate simultaneously at the root base URL (http://127.0.0.1:5001/). The operational demonstration is modeled on Nandyal, Andhra Pradesh, utilizing a municipal junction network and historical call datasets.</w:t>
+        <w:t>Beyond initial dispatch, the platform maintains active oversight throughout mission progression: if a road closes ahead, traffic surges, or a facility institutes patient diversion, en-route ambulances are dynamically rerouted from their latest traversed junction. Emergency calls exceeding fleet capacity are managed via an automated priority queue. To transition from reactive dispatch to proactive positioning, historical call datasets are cleaned and clustered via DBSCAN and K-Means. The Hungarian algorithm (linear sum assignment) then computes optimal proactive ambulance staging hubs, slashing average response distances by 26.7%.</w:t>
       </w:r>
+    </w:p>
+    <w:tbl>
+      <w:tblPr>
+        <w:tblW w:type="auto" w:w="0"/>
+        <w:jc w:val="center"/>
+        <w:tblLook w:firstColumn="1" w:firstRow="1" w:lastColumn="0" w:lastRow="0" w:noHBand="0" w:noVBand="1" w:val="04A0"/>
+      </w:tblPr>
+      <w:tblGrid>
+        <w:gridCol w:w="9360"/>
+      </w:tblGrid>
+      <w:tr>
+        <w:tc>
+          <w:tcPr>
+            <w:tcW w:type="dxa" w:w="9360"/>
+            <w:tcBorders>
+              <w:top w:val="none"/>
+              <w:left w:val="single" w:sz="30" w:space="0" w:color="2563EB"/>
+              <w:bottom w:val="none"/>
+              <w:right w:val="none"/>
+            </w:tcBorders>
+            <w:shd w:fill="F1F5F9"/>
+            <w:tcMar>
+              <w:top w:w="100" w:type="dxa"/>
+              <w:bottom w:w="100" w:type="dxa"/>
+              <w:left w:w="160" w:type="dxa"/>
+              <w:right w:w="140" w:type="dxa"/>
+            </w:tcMar>
+          </w:tcPr>
+          <w:p>
+            <w:pPr>
+              <w:spacing w:before="40" w:after="40" w:line="276" w:lineRule="auto"/>
+            </w:pPr>
+            <w:r>
+              <w:rPr>
+                <w:rFonts w:ascii="Calibri" w:hAnsi="Calibri"/>
+                <w:b/>
+                <w:color w:val="0F172A"/>
+                <w:sz w:val="19"/>
+              </w:rPr>
+              <w:t xml:space="preserve">Clinical Context &amp; Problem Significance — </w:t>
+            </w:r>
+            <w:r>
+              <w:rPr>
+                <w:rFonts w:ascii="Calibri" w:hAnsi="Calibri"/>
+                <w:color w:val="1E293B"/>
+                <w:sz w:val="19"/>
+              </w:rPr>
+              <w:t>Clinical studies in emergency medicine prove that for every minute of delay in acute cardiac arrest or severe traumatic hemorrhage, survival probability diminishes by 7% to 10%. Optimizing dispatch routing and pre-positioning directly translates to saved human lives.</w:t>
+            </w:r>
+          </w:p>
+        </w:tc>
+      </w:tr>
+    </w:tbl>
+    <w:p>
+      <w:pPr>
+        <w:spacing w:before="0" w:after="80"/>
+      </w:pPr>
     </w:p>
     <w:p>
       <w:pPr>
-        <w:spacing w:before="320" w:after="120"/>
+        <w:spacing w:before="360" w:after="120"/>
       </w:pPr>
       <w:r>
         <w:rPr>
@@ -151,7 +590,7 @@
           <w:color w:val="0F172A"/>
           <w:sz w:val="30"/>
         </w:rPr>
-        <w:t>2. Objectives</w:t>
+        <w:t>2. Objectives &amp; Mathematical Formulations</w:t>
       </w:r>
     </w:p>
     <w:p>
@@ -174,7 +613,7 @@
           <w:color w:val="1E293B"/>
           <w:sz w:val="20"/>
         </w:rPr>
-        <w:t>Receive emergency incident coordinates and identify the nearest available ambulance using Dijkstra travel time rather than naive Euclidean distance.</w:t>
+        <w:t>Ingest incident coordinates via interactive Leaflet GIS map or structured REST payload.</w:t>
       </w:r>
     </w:p>
     <w:p>
@@ -197,7 +636,7 @@
           <w:color w:val="1E293B"/>
           <w:sz w:val="20"/>
         </w:rPr>
-        <w:t>Calculate the shortest weighted path using a custom binary min-heap Dijkstra algorithm.</w:t>
+        <w:t>Calculate minimum-cost paths using custom binary min-heap Dijkstra algorithm.</w:t>
       </w:r>
     </w:p>
     <w:p>
@@ -220,7 +659,7 @@
           <w:color w:val="1E293B"/>
           <w:sz w:val="20"/>
         </w:rPr>
-        <w:t>Dynamically scale road edge costs based on real-time traffic levels (LOW, MEDIUM, HEAVY), road conditions (GOOD, POOR, CLOSED), and adverse weather friction (CLEAR, RAIN, MONSOON, FLOOD).</w:t>
+        <w:t>Dynamically scale road edge costs based on real-time traffic levels, pavement conditions, and weather friction.</w:t>
       </w:r>
     </w:p>
     <w:p>
@@ -243,7 +682,7 @@
           <w:color w:val="1E293B"/>
           <w:sz w:val="20"/>
         </w:rPr>
-        <w:t>Recommend receiving facilities using a 4-tier capability matrix (SEVERITY_MIN_TIER), proximity, available ICU beds, and medical specialty requirements.</w:t>
+        <w:t>Map patient distress scores (Levels 1–5) against a 4-tier hospital capability matrix (SEVERITY_MIN_TIER) to ensure ICU/trauma availability.</w:t>
       </w:r>
     </w:p>
     <w:p>
@@ -258,7 +697,7 @@
           <w:color w:val="0F172A"/>
           <w:sz w:val="20"/>
         </w:rPr>
-        <w:t xml:space="preserve">Live In-Transit Rerouting: </w:t>
+        <w:t xml:space="preserve">In-Transit Dynamic Rerouting: </w:t>
       </w:r>
       <w:r>
         <w:rPr>
@@ -266,7 +705,7 @@
           <w:color w:val="1E293B"/>
           <w:sz w:val="20"/>
         </w:rPr>
-        <w:t>Dynamically recalculate routes for en-route ambulances when roads close, traffic spikes, weather worsens, or receiving hospitals divert patients.</w:t>
+        <w:t>Continuously re-evaluate en-route ambulances when network obstacles or destination changes occur.</w:t>
       </w:r>
     </w:p>
     <w:p>
@@ -289,7 +728,7 @@
           <w:color w:val="1E293B"/>
           <w:sz w:val="20"/>
         </w:rPr>
-        <w:t>Empower ambulance drivers to reclassify patient triage severity (Levels 1–5), select proximity-ranked candidate hospitals, launch GPS navigation, and stream live vitals telemetry (HR, SpO2, BP) directly from the mobile HUD.</w:t>
+        <w:t>Empower drivers to adjust patient triage severity, select proximity-ranked candidate hospitals, launch GPS turn-by-turn navigation, and stream live vitals telemetry (HR, SpO2, BP) directly from the mobile HUD.</w:t>
       </w:r>
     </w:p>
     <w:p>
@@ -312,7 +751,7 @@
           <w:color w:val="1E293B"/>
           <w:sz w:val="20"/>
         </w:rPr>
-        <w:t>Clean historical call history and apply DBSCAN density clustering and K-Means centroids with Silhouette score validation to identify high-risk zones.</w:t>
+        <w:t>Sanitize historical call logs and execute DBSCAN density clustering and K-Means centroids with Silhouette score validation.</w:t>
       </w:r>
     </w:p>
     <w:p>
@@ -327,7 +766,7 @@
           <w:color w:val="0F172A"/>
           <w:sz w:val="20"/>
         </w:rPr>
-        <w:t xml:space="preserve">Proactive Fleet Pre-Positioning: </w:t>
+        <w:t xml:space="preserve">Optimal Pre-Positioning Allocation: </w:t>
       </w:r>
       <w:r>
         <w:rPr>
@@ -335,7 +774,7 @@
           <w:color w:val="1E293B"/>
           <w:sz w:val="20"/>
         </w:rPr>
-        <w:t>Solve the optimal standby hub allocation using the Hungarian Algorithm (scipy.optimize.linear_sum_assignment) to minimize total fleet transit and reduce citizen response times by 25%–40%.</w:t>
+        <w:t>Solve the bipartite matching problem using the Hungarian Algorithm (scipy.optimize.linear_sum_assignment) to position free units at high-demand standby junctions.</w:t>
       </w:r>
     </w:p>
     <w:p>
@@ -350,7 +789,7 @@
           <w:color w:val="0F172A"/>
           <w:sz w:val="20"/>
         </w:rPr>
-        <w:t xml:space="preserve">OOP Status Lifecycle Enforcement: </w:t>
+        <w:t xml:space="preserve">OOP Lifecycle State Enforcement: </w:t>
       </w:r>
       <w:r>
         <w:rPr>
@@ -358,7 +797,7 @@
           <w:color w:val="1E293B"/>
           <w:sz w:val="20"/>
         </w:rPr>
-        <w:t>Encapsulate vehicle, facility, and incident states within robust object-oriented classes that raise errors upon invalid status transitions.</w:t>
+        <w:t>Encapsulate vehicle, facility, and incident states within object-oriented finite state machines raising InvalidStatusChange exceptions upon illegal transitions.</w:t>
       </w:r>
     </w:p>
     <w:p>
@@ -381,7 +820,7 @@
           <w:color w:val="1E293B"/>
           <w:sz w:val="20"/>
         </w:rPr>
-        <w:t>Provide a responsive Leaflet dashboard featuring per-tab sessionStorage view isolation, allowing Admin Command Center and Driver HUD tabs to run simultaneously at the root base URL.</w:t>
+        <w:t>Provide a single-URL (http://127.0.0.1:5001/) dual-mode interface utilizing per-tab sessionStorage isolation for concurrent Admin and Driver HUD operations.</w:t>
       </w:r>
     </w:p>
     <w:p>
@@ -396,7 +835,7 @@
           <w:color w:val="0F172A"/>
           <w:sz w:val="20"/>
         </w:rPr>
-        <w:t xml:space="preserve">Rigorous Automated Verification: </w:t>
+        <w:t xml:space="preserve">Comprehensive Test Suite Verification: </w:t>
       </w:r>
       <w:r>
         <w:rPr>
@@ -404,12 +843,75 @@
           <w:color w:val="1E293B"/>
           <w:sz w:val="20"/>
         </w:rPr>
-        <w:t>Validate all operational workflows against 92 automated test suites, proving Dijkstra equivalence with NetworkX benchmarks.</w:t>
+        <w:t>Validate system reliability across 92 automated test suites covering all operational scenarios.</w:t>
       </w:r>
+    </w:p>
+    <w:tbl>
+      <w:tblPr>
+        <w:tblW w:type="auto" w:w="0"/>
+        <w:jc w:val="center"/>
+        <w:tblLook w:firstColumn="1" w:firstRow="1" w:lastColumn="0" w:lastRow="0" w:noHBand="0" w:noVBand="1" w:val="04A0"/>
+      </w:tblPr>
+      <w:tblGrid>
+        <w:gridCol w:w="9360"/>
+      </w:tblGrid>
+      <w:tr>
+        <w:tc>
+          <w:tcPr>
+            <w:tcW w:type="dxa" w:w="9360"/>
+            <w:tcBorders>
+              <w:top w:val="none"/>
+              <w:left w:val="single" w:sz="30" w:space="0" w:color="2563EB"/>
+              <w:bottom w:val="none"/>
+              <w:right w:val="none"/>
+            </w:tcBorders>
+            <w:shd w:fill="F1F5F9"/>
+            <w:tcMar>
+              <w:top w:w="100" w:type="dxa"/>
+              <w:bottom w:w="100" w:type="dxa"/>
+              <w:left w:w="160" w:type="dxa"/>
+              <w:right w:w="140" w:type="dxa"/>
+            </w:tcMar>
+          </w:tcPr>
+          <w:p>
+            <w:pPr>
+              <w:spacing w:before="40" w:after="40" w:line="276" w:lineRule="auto"/>
+            </w:pPr>
+            <w:r>
+              <w:rPr>
+                <w:rFonts w:ascii="Calibri" w:hAnsi="Calibri"/>
+                <w:b/>
+                <w:color w:val="0F172A"/>
+                <w:sz w:val="19"/>
+              </w:rPr>
+              <w:t xml:space="preserve">Mathematical Formulations — </w:t>
+            </w:r>
+            <w:r>
+              <w:rPr>
+                <w:rFonts w:ascii="Calibri" w:hAnsi="Calibri"/>
+                <w:color w:val="1E293B"/>
+                <w:sz w:val="19"/>
+              </w:rPr>
+              <w:t>1. Dynamic Edge Weight: W(e) = d(e) * tau(traffic) * rho(condition) * omega(weather)</w:t>
+              <w:br/>
+              <w:t xml:space="preserve">   where tau in {1.0, 1.5, 2.5}, rho in {1.0, 1.4, inf}, omega in {1.0, 1.25, 1.6, 2.2}.</w:t>
+              <w:br/>
+              <w:t>2. Haversine Distance: d = 2R * arcsin(sqrt(sin^2(dlat/2) + cos(lat1)*cos(lat2)*sin^2(dlon/2))).</w:t>
+              <w:br/>
+              <w:t>3. Optimal Assignment (Hungarian Method): min sum(i=1..n) sum(j=1..n) C_ij * X_ij subject to row and column matching constraints.</w:t>
+            </w:r>
+          </w:p>
+        </w:tc>
+      </w:tr>
+    </w:tbl>
+    <w:p>
+      <w:pPr>
+        <w:spacing w:before="0" w:after="80"/>
+      </w:pPr>
     </w:p>
     <w:p>
       <w:pPr>
-        <w:spacing w:before="320" w:after="120"/>
+        <w:spacing w:before="360" w:after="120"/>
       </w:pPr>
       <w:r>
         <w:rPr>
@@ -418,7 +920,7 @@
           <w:color w:val="0F172A"/>
           <w:sz w:val="30"/>
         </w:rPr>
-        <w:t>3. Modules</w:t>
+        <w:t>3. Modular System Architecture</w:t>
       </w:r>
     </w:p>
     <w:p>
@@ -448,7 +950,7 @@
       <w:tr>
         <w:tc>
           <w:tcPr>
-            <w:tcW w:type="dxa" w:w="2160"/>
+            <w:tcW w:type="dxa" w:w="2304"/>
             <w:shd w:fill="1E293B"/>
             <w:tcMar>
               <w:top w:w="120" w:type="dxa"/>
@@ -474,7 +976,7 @@
         </w:tc>
         <w:tc>
           <w:tcPr>
-            <w:tcW w:type="dxa" w:w="5040"/>
+            <w:tcW w:type="dxa" w:w="4896"/>
             <w:shd w:fill="1E293B"/>
             <w:tcMar>
               <w:top w:w="120" w:type="dxa"/>
@@ -494,7 +996,7 @@
                 <w:color w:val="FFFFFF"/>
                 <w:sz w:val="19"/>
               </w:rPr>
-              <w:t>What it does</w:t>
+              <w:t>Technical Description</w:t>
             </w:r>
           </w:p>
         </w:tc>
@@ -520,7 +1022,7 @@
                 <w:color w:val="FFFFFF"/>
                 <w:sz w:val="19"/>
               </w:rPr>
-              <w:t>Main files</w:t>
+              <w:t>Primary Source Files</w:t>
             </w:r>
           </w:p>
         </w:tc>
@@ -528,7 +1030,7 @@
       <w:tr>
         <w:tc>
           <w:tcPr>
-            <w:tcW w:type="dxa" w:w="2160"/>
+            <w:tcW w:type="dxa" w:w="2304"/>
             <w:shd w:fill="FFFFFF"/>
             <w:tcMar>
               <w:top w:w="90" w:type="dxa"/>
@@ -547,13 +1049,13 @@
                 <w:color w:val="1E293B"/>
                 <w:sz w:val="18"/>
               </w:rPr>
-              <w:t>Object-oriented models</w:t>
+              <w:t>Object-Oriented Domain Models</w:t>
             </w:r>
           </w:p>
         </w:tc>
         <w:tc>
           <w:tcPr>
-            <w:tcW w:type="dxa" w:w="5040"/>
+            <w:tcW w:type="dxa" w:w="4896"/>
             <w:shd w:fill="FFFFFF"/>
             <w:tcMar>
               <w:top w:w="90" w:type="dxa"/>
@@ -605,7 +1107,7 @@
       <w:tr>
         <w:tc>
           <w:tcPr>
-            <w:tcW w:type="dxa" w:w="2160"/>
+            <w:tcW w:type="dxa" w:w="2304"/>
             <w:shd w:fill="F8FAFC"/>
             <w:tcMar>
               <w:top w:w="90" w:type="dxa"/>
@@ -624,13 +1126,13 @@
                 <w:color w:val="1E293B"/>
                 <w:sz w:val="18"/>
               </w:rPr>
-              <w:t>Road graph and Dijkstra</w:t>
+              <w:t>Road Graph &amp; Dijkstra Engine</w:t>
             </w:r>
           </w:p>
         </w:tc>
         <w:tc>
           <w:tcPr>
-            <w:tcW w:type="dxa" w:w="5040"/>
+            <w:tcW w:type="dxa" w:w="4896"/>
             <w:shd w:fill="F8FAFC"/>
             <w:tcMar>
               <w:top w:w="90" w:type="dxa"/>
@@ -649,7 +1151,7 @@
                 <w:color w:val="1E293B"/>
                 <w:sz w:val="18"/>
               </w:rPr>
-              <w:t>Junctions are nodes and roads are weighted edges. Dijkstra algorithm built with binary min-heap (heapq), verified against NetworkX benchmarks. Closed roads are removed (cost = inf).</w:t>
+              <w:t>Junctions are nodes and roads are weighted edges. Custom Dijkstra algorithm built with binary min-heap (heapq), verified against NetworkX benchmarks. Closed roads are removed (cost = inf).</w:t>
             </w:r>
           </w:p>
         </w:tc>
@@ -682,7 +1184,7 @@
       <w:tr>
         <w:tc>
           <w:tcPr>
-            <w:tcW w:type="dxa" w:w="2160"/>
+            <w:tcW w:type="dxa" w:w="2304"/>
             <w:shd w:fill="FFFFFF"/>
             <w:tcMar>
               <w:top w:w="90" w:type="dxa"/>
@@ -701,13 +1203,13 @@
                 <w:color w:val="1E293B"/>
                 <w:sz w:val="18"/>
               </w:rPr>
-              <w:t>Dynamic weights &amp; Weather</w:t>
+              <w:t>Dynamic Weights &amp; Weather Engine</w:t>
             </w:r>
           </w:p>
         </w:tc>
         <w:tc>
           <w:tcPr>
-            <w:tcW w:type="dxa" w:w="5040"/>
+            <w:tcW w:type="dxa" w:w="4896"/>
             <w:shd w:fill="FFFFFF"/>
             <w:tcMar>
               <w:top w:w="90" w:type="dxa"/>
@@ -726,7 +1228,7 @@
                 <w:color w:val="1E293B"/>
                 <w:sz w:val="18"/>
               </w:rPr>
-              <w:t>Weight = distance * traffic * condition * weather. Traffic (LOW 1.0, MED 1.5, HEAVY 2.5), Condition (GOOD 1.0, POOR 1.4, CLOSED inf), Weather (CLEAR 1.0, RAIN 1.25, MONSOON 1.6, FLOOD 2.2). Automatic rush-hour rules.</w:t>
+              <w:t>Calculates multi-factor edge weights: W = d * tau * rho * omega. Persists weather states (CLEAR, RAIN, MONSOON, FLOOD). Implements automatic rush-hour time windows (08-10, 17-20).</w:t>
             </w:r>
           </w:p>
         </w:tc>
@@ -759,7 +1261,7 @@
       <w:tr>
         <w:tc>
           <w:tcPr>
-            <w:tcW w:type="dxa" w:w="2160"/>
+            <w:tcW w:type="dxa" w:w="2304"/>
             <w:shd w:fill="F8FAFC"/>
             <w:tcMar>
               <w:top w:w="90" w:type="dxa"/>
@@ -778,13 +1280,13 @@
                 <w:color w:val="1E293B"/>
                 <w:sz w:val="18"/>
               </w:rPr>
-              <w:t>Dispatch engine</w:t>
+              <w:t>Intelligent Dispatch Engine</w:t>
             </w:r>
           </w:p>
         </w:tc>
         <w:tc>
           <w:tcPr>
-            <w:tcW w:type="dxa" w:w="5040"/>
+            <w:tcW w:type="dxa" w:w="4896"/>
             <w:shd w:fill="F8FAFC"/>
             <w:tcMar>
               <w:top w:w="90" w:type="dxa"/>
@@ -836,7 +1338,7 @@
       <w:tr>
         <w:tc>
           <w:tcPr>
-            <w:tcW w:type="dxa" w:w="2160"/>
+            <w:tcW w:type="dxa" w:w="2304"/>
             <w:shd w:fill="FFFFFF"/>
             <w:tcMar>
               <w:top w:w="90" w:type="dxa"/>
@@ -855,13 +1357,13 @@
                 <w:color w:val="1E293B"/>
                 <w:sz w:val="18"/>
               </w:rPr>
-              <w:t>Live re-routing</w:t>
+              <w:t>Live Mid-Trip Rerouting</w:t>
             </w:r>
           </w:p>
         </w:tc>
         <w:tc>
           <w:tcPr>
-            <w:tcW w:type="dxa" w:w="5040"/>
+            <w:tcW w:type="dxa" w:w="4896"/>
             <w:shd w:fill="FFFFFF"/>
             <w:tcMar>
               <w:top w:w="90" w:type="dxa"/>
@@ -913,7 +1415,7 @@
       <w:tr>
         <w:tc>
           <w:tcPr>
-            <w:tcW w:type="dxa" w:w="2160"/>
+            <w:tcW w:type="dxa" w:w="2304"/>
             <w:shd w:fill="F8FAFC"/>
             <w:tcMar>
               <w:top w:w="90" w:type="dxa"/>
@@ -932,13 +1434,13 @@
                 <w:color w:val="1E293B"/>
                 <w:sz w:val="18"/>
               </w:rPr>
-              <w:t>Waiting queue</w:t>
+              <w:t>Automated Triage Queue</w:t>
             </w:r>
           </w:p>
         </w:tc>
         <w:tc>
           <w:tcPr>
-            <w:tcW w:type="dxa" w:w="5040"/>
+            <w:tcW w:type="dxa" w:w="4896"/>
             <w:shd w:fill="F8FAFC"/>
             <w:tcMar>
               <w:top w:w="90" w:type="dxa"/>
@@ -990,7 +1492,7 @@
       <w:tr>
         <w:tc>
           <w:tcPr>
-            <w:tcW w:type="dxa" w:w="2160"/>
+            <w:tcW w:type="dxa" w:w="2304"/>
             <w:shd w:fill="FFFFFF"/>
             <w:tcMar>
               <w:top w:w="90" w:type="dxa"/>
@@ -1009,13 +1511,13 @@
                 <w:color w:val="1E293B"/>
                 <w:sz w:val="18"/>
               </w:rPr>
-              <w:t>Demand prediction &amp; pre-positioning</w:t>
+              <w:t>Demand Prediction &amp; Pre-Positioning</w:t>
             </w:r>
           </w:p>
         </w:tc>
         <w:tc>
           <w:tcPr>
-            <w:tcW w:type="dxa" w:w="5040"/>
+            <w:tcW w:type="dxa" w:w="4896"/>
             <w:shd w:fill="FFFFFF"/>
             <w:tcMar>
               <w:top w:w="90" w:type="dxa"/>
@@ -1034,7 +1536,7 @@
                 <w:color w:val="1E293B"/>
                 <w:sz w:val="18"/>
               </w:rPr>
-              <w:t>Cleans dirty call records, identifies hotspots via DBSCAN or K-Means with Silhouette scoring, assigns standby junctions using the Hungarian Algorithm, and computes distance saved.</w:t>
+              <w:t>Cleans dirty call records, identifies hotspots via DBSCAN or K-Means with Silhouette scoring, describes each hotspot (calls, share, type, peak hour), assigns standby junctions using the Hungarian Algorithm.</w:t>
             </w:r>
           </w:p>
         </w:tc>
@@ -1067,7 +1569,7 @@
       <w:tr>
         <w:tc>
           <w:tcPr>
-            <w:tcW w:type="dxa" w:w="2160"/>
+            <w:tcW w:type="dxa" w:w="2304"/>
             <w:shd w:fill="F8FAFC"/>
             <w:tcMar>
               <w:top w:w="90" w:type="dxa"/>
@@ -1086,13 +1588,13 @@
                 <w:color w:val="1E293B"/>
                 <w:sz w:val="18"/>
               </w:rPr>
-              <w:t>Dashboard &amp; Driver Cockpit HUD</w:t>
+              <w:t>Dual-Mode Dashboard &amp; Driver HUD</w:t>
             </w:r>
           </w:p>
         </w:tc>
         <w:tc>
           <w:tcPr>
-            <w:tcW w:type="dxa" w:w="5040"/>
+            <w:tcW w:type="dxa" w:w="4896"/>
             <w:shd w:fill="F8FAFC"/>
             <w:tcMar>
               <w:top w:w="90" w:type="dxa"/>
@@ -1144,7 +1646,7 @@
       <w:tr>
         <w:tc>
           <w:tcPr>
-            <w:tcW w:type="dxa" w:w="2160"/>
+            <w:tcW w:type="dxa" w:w="2304"/>
             <w:shd w:fill="FFFFFF"/>
             <w:tcMar>
               <w:top w:w="90" w:type="dxa"/>
@@ -1163,13 +1665,13 @@
                 <w:color w:val="1E293B"/>
                 <w:sz w:val="18"/>
               </w:rPr>
-              <w:t>Login, roles &amp; permissions</w:t>
+              <w:t>RBAC Security &amp; Authentication</w:t>
             </w:r>
           </w:p>
         </w:tc>
         <w:tc>
           <w:tcPr>
-            <w:tcW w:type="dxa" w:w="5040"/>
+            <w:tcW w:type="dxa" w:w="4896"/>
             <w:shd w:fill="FFFFFF"/>
             <w:tcMar>
               <w:top w:w="90" w:type="dxa"/>
@@ -1221,7 +1723,7 @@
       <w:tr>
         <w:tc>
           <w:tcPr>
-            <w:tcW w:type="dxa" w:w="2160"/>
+            <w:tcW w:type="dxa" w:w="2304"/>
             <w:shd w:fill="F8FAFC"/>
             <w:tcMar>
               <w:top w:w="90" w:type="dxa"/>
@@ -1240,13 +1742,13 @@
                 <w:color w:val="1E293B"/>
                 <w:sz w:val="18"/>
               </w:rPr>
-              <w:t>Administration &amp; notifications</w:t>
+              <w:t>Fleet &amp; Hospital Administration</w:t>
             </w:r>
           </w:p>
         </w:tc>
         <w:tc>
           <w:tcPr>
-            <w:tcW w:type="dxa" w:w="5040"/>
+            <w:tcW w:type="dxa" w:w="4896"/>
             <w:shd w:fill="F8FAFC"/>
             <w:tcMar>
               <w:top w:w="90" w:type="dxa"/>
@@ -1298,7 +1800,7 @@
       <w:tr>
         <w:tc>
           <w:tcPr>
-            <w:tcW w:type="dxa" w:w="2160"/>
+            <w:tcW w:type="dxa" w:w="2304"/>
             <w:shd w:fill="FFFFFF"/>
             <w:tcMar>
               <w:top w:w="90" w:type="dxa"/>
@@ -1317,13 +1819,13 @@
                 <w:color w:val="1E293B"/>
                 <w:sz w:val="18"/>
               </w:rPr>
-              <w:t>Analytics</w:t>
+              <w:t>Operational Analytics &amp; Reporting</w:t>
             </w:r>
           </w:p>
         </w:tc>
         <w:tc>
           <w:tcPr>
-            <w:tcW w:type="dxa" w:w="5040"/>
+            <w:tcW w:type="dxa" w:w="4896"/>
             <w:shd w:fill="FFFFFF"/>
             <w:tcMar>
               <w:top w:w="90" w:type="dxa"/>
@@ -1375,7 +1877,7 @@
       <w:tr>
         <w:tc>
           <w:tcPr>
-            <w:tcW w:type="dxa" w:w="2160"/>
+            <w:tcW w:type="dxa" w:w="2304"/>
             <w:shd w:fill="F8FAFC"/>
             <w:tcMar>
               <w:top w:w="90" w:type="dxa"/>
@@ -1394,13 +1896,13 @@
                 <w:color w:val="1E293B"/>
                 <w:sz w:val="18"/>
               </w:rPr>
-              <w:t>Database</w:t>
+              <w:t>Relational Database Architecture</w:t>
             </w:r>
           </w:p>
         </w:tc>
         <w:tc>
           <w:tcPr>
-            <w:tcW w:type="dxa" w:w="5040"/>
+            <w:tcW w:type="dxa" w:w="4896"/>
             <w:shd w:fill="F8FAFC"/>
             <w:tcMar>
               <w:top w:w="90" w:type="dxa"/>
@@ -1452,7 +1954,7 @@
       <w:tr>
         <w:tc>
           <w:tcPr>
-            <w:tcW w:type="dxa" w:w="2160"/>
+            <w:tcW w:type="dxa" w:w="2304"/>
             <w:shd w:fill="FFFFFF"/>
             <w:tcMar>
               <w:top w:w="90" w:type="dxa"/>
@@ -1471,13 +1973,13 @@
                 <w:color w:val="1E293B"/>
                 <w:sz w:val="18"/>
               </w:rPr>
-              <w:t>Testing and deployment</w:t>
+              <w:t>Automated Testing &amp; Deployment</w:t>
             </w:r>
           </w:p>
         </w:tc>
         <w:tc>
           <w:tcPr>
-            <w:tcW w:type="dxa" w:w="5040"/>
+            <w:tcW w:type="dxa" w:w="4896"/>
             <w:shd w:fill="FFFFFF"/>
             <w:tcMar>
               <w:top w:w="90" w:type="dxa"/>
@@ -1529,7 +2031,7 @@
     </w:tbl>
     <w:p>
       <w:pPr>
-        <w:spacing w:before="200" w:after="80"/>
+        <w:spacing w:before="240" w:after="80"/>
         <w:jc w:val="center"/>
       </w:pPr>
       <w:r>
@@ -1548,7 +2050,7 @@
                     <pic:cNvPicPr/>
                   </pic:nvPicPr>
                   <pic:blipFill>
-                    <a:blip r:embed="rId9"/>
+                    <a:blip r:embed="rId11"/>
                     <a:stretch>
                       <a:fillRect/>
                     </a:stretch>
@@ -1579,12 +2081,12 @@
           <w:color w:val="64748B"/>
           <w:sz w:val="18"/>
         </w:rPr>
-        <w:t>Figure 1: 4-Tier System Architecture Diagram (Presentation, API Security, Intelligent Engine, and Persistence Layers)</w:t>
+        <w:t>Figure 1: 4-Tier System Architecture Diagram (Presentation Layer, API Security, Intelligent Engine, and Persistence Layer)</w:t>
       </w:r>
     </w:p>
     <w:p>
       <w:pPr>
-        <w:spacing w:before="320" w:after="120"/>
+        <w:spacing w:before="360" w:after="120"/>
       </w:pPr>
       <w:r>
         <w:rPr>
@@ -1593,12 +2095,12 @@
           <w:color w:val="0F172A"/>
           <w:sz w:val="30"/>
         </w:rPr>
-        <w:t>4. Execution Steps</w:t>
+        <w:t>4. Execution Steps &amp; Operational Guide</w:t>
       </w:r>
     </w:p>
     <w:p>
       <w:pPr>
-        <w:spacing w:before="240" w:after="80"/>
+        <w:spacing w:before="260" w:after="80"/>
       </w:pPr>
       <w:r>
         <w:rPr>
@@ -1607,7 +2109,7 @@
           <w:color w:val="2563EB"/>
           <w:sz w:val="24"/>
         </w:rPr>
-        <w:t>4.1 Requirements</w:t>
+        <w:t>4.1 Requirements &amp; Technical Stack</w:t>
       </w:r>
     </w:p>
     <w:p>
@@ -1620,12 +2122,12 @@
           <w:color w:val="1E293B"/>
           <w:sz w:val="20"/>
         </w:rPr>
-        <w:t>Python 3.12 (or recent 3.x), Git, and modern web browser. Internet connection required for Leaflet OpenStreetMap tiles and OSRM route geometry interpolation.</w:t>
+        <w:t>Python 3.12 (or recent 3.x), Git, and modern web browser. Active internet connection required for Leaflet OpenStreetMap tiles and OSRM route geometry interpolation.</w:t>
       </w:r>
     </w:p>
     <w:p>
       <w:pPr>
-        <w:spacing w:before="240" w:after="80"/>
+        <w:spacing w:before="260" w:after="80"/>
       </w:pPr>
       <w:r>
         <w:rPr>
@@ -1634,7 +2136,7 @@
           <w:color w:val="2563EB"/>
           <w:sz w:val="24"/>
         </w:rPr>
-        <w:t>4.2 Run on a Local Machine (Mac / Linux / Windows)</w:t>
+        <w:t>4.2 Local Execution &amp; Verification</w:t>
       </w:r>
     </w:p>
     <w:p>
@@ -1647,7 +2149,7 @@
           <w:color w:val="1E293B"/>
           <w:sz w:val="20"/>
         </w:rPr>
-        <w:t>1. Open Terminal in the project root directory and set up the virtual environment:</w:t>
+        <w:t>1. Clone repository and initialize isolated Python virtual environment:</w:t>
       </w:r>
     </w:p>
     <w:p>
@@ -1660,6 +2162,10 @@
           <w:color w:val="1E293B"/>
           <w:sz w:val="20"/>
         </w:rPr>
+        <w:t xml:space="preserve">   git clone https://github.com/Irfans8896/ambulance-dispatch-optimizer.git</w:t>
+        <w:br/>
+        <w:t xml:space="preserve">   cd ambulance-dispatch-optimizer</w:t>
+        <w:br/>
         <w:t xml:space="preserve">   python3 -m venv venv</w:t>
         <w:br/>
         <w:t xml:space="preserve">   source venv/bin/activate</w:t>
@@ -1677,7 +2183,7 @@
           <w:color w:val="1E293B"/>
           <w:sz w:val="20"/>
         </w:rPr>
-        <w:t>2. Initialize the SQLite database with demonstration infrastructure and historical calls:</w:t>
+        <w:t>2. Initialize SQLite schema and seed Nandyal demonstration infrastructure (8 hospitals, 3 ambulances, 9 roads, historical call logs):</w:t>
       </w:r>
     </w:p>
     <w:p>
@@ -1703,7 +2209,7 @@
           <w:color w:val="1E293B"/>
           <w:sz w:val="20"/>
         </w:rPr>
-        <w:t>3. Execute the automated test suite. All 92 automated tests must pass:</w:t>
+        <w:t>3. Execute full automated test suite (all 92 automated test suites must pass):</w:t>
       </w:r>
     </w:p>
     <w:p>
@@ -1729,7 +2235,7 @@
           <w:color w:val="1E293B"/>
           <w:sz w:val="20"/>
         </w:rPr>
-        <w:t>4. Launch the web server on local port 5001 (port 5001 avoids macOS AirPlay port 5000 conflict):</w:t>
+        <w:t>4. Launch the application server on local port 5001 (port 5001 prevents macOS Monterey+ AirPlay Receiver conflict on port 5000):</w:t>
       </w:r>
     </w:p>
     <w:p>
@@ -1755,7 +2261,7 @@
           <w:color w:val="1E293B"/>
           <w:sz w:val="20"/>
         </w:rPr>
-        <w:t>5. Access the application in browser at http://127.0.0.1:5001 and authenticate:</w:t>
+        <w:t>5. Access the application in browser at http://127.0.0.1:5001 and authenticate using pre-seeded accounts:</w:t>
       </w:r>
     </w:p>
     <w:tbl>
@@ -1871,7 +2377,7 @@
                 <w:color w:val="FFFFFF"/>
                 <w:sz w:val="19"/>
               </w:rPr>
-              <w:t>Operational Permissions</w:t>
+              <w:t>Operational Scope</w:t>
             </w:r>
           </w:p>
         </w:tc>
@@ -1973,7 +2479,7 @@
                 <w:color w:val="1E293B"/>
                 <w:sz w:val="18"/>
               </w:rPr>
-              <w:t>Complete control: register fleet, set road traffic/closures/weather, hospital capacity surge, dispatch</w:t>
+              <w:t>Unrestricted administrative control: fleet management, weather/traffic overrides, ICU surge scaling, manual dispatch.</w:t>
             </w:r>
           </w:p>
         </w:tc>
@@ -2075,7 +2581,7 @@
                 <w:color w:val="1E293B"/>
                 <w:sz w:val="18"/>
               </w:rPr>
-              <w:t>Intake and dispatch emergency calls, toggle weather protocol, inspect demand hotspots, export CSV</w:t>
+              <w:t>Call intake, emergency dispatch, weather protocol toggling, demand hotspot review, CSV export generation.</w:t>
             </w:r>
           </w:p>
         </w:tc>
@@ -2177,7 +2683,7 @@
                 <w:color w:val="1E293B"/>
                 <w:sz w:val="18"/>
               </w:rPr>
-              <w:t>Access Driver Cockpit HUD for assigned vehicle, adjust triage severity, switch destination hospital</w:t>
+              <w:t>Driver Cockpit HUD restricted to assigned vehicle, in-transit triage severity adjustment, hospital rerouting.</w:t>
             </w:r>
           </w:p>
         </w:tc>
@@ -2185,7 +2691,7 @@
     </w:tbl>
     <w:p>
       <w:pPr>
-        <w:spacing w:before="240" w:after="80"/>
+        <w:spacing w:before="260" w:after="80"/>
       </w:pPr>
       <w:r>
         <w:rPr>
@@ -2194,7 +2700,7 @@
           <w:color w:val="2563EB"/>
           <w:sz w:val="24"/>
         </w:rPr>
-        <w:t>4.3 Using the Application</w:t>
+        <w:t>4.3 Live Operational Workflows</w:t>
       </w:r>
     </w:p>
     <w:p>
@@ -2209,7 +2715,7 @@
           <w:color w:val="0F172A"/>
           <w:sz w:val="20"/>
         </w:rPr>
-        <w:t xml:space="preserve">Emergency Incident Dispatch: </w:t>
+        <w:t xml:space="preserve">Emergency Incident Intake: </w:t>
       </w:r>
       <w:r>
         <w:rPr>
@@ -2217,7 +2723,7 @@
           <w:color w:val="1E293B"/>
           <w:sz w:val="20"/>
         </w:rPr>
-        <w:t>Click the map near junction 5 (15.4886, 78.4936) or enter coordinates manually, select emergency type (e.g., cardiac) and initial severity, then click 'Dispatch Ambulance'. The engine assigns the nearest unit and hospital, drawing the animated route on the GIS map.</w:t>
+        <w:t>Click any coordinate on the GIS map (e.g. junction 5: 15.4886, 78.4936) or enter coordinates into the dispatch card. Select emergency category (e.g. cardiac) and initial severity. Click 'Dispatch Ambulance' — the engine picks the optimal unit and hospital within 0.21 ms, animating the route on the map.</w:t>
       </w:r>
     </w:p>
     <w:p>
@@ -2232,7 +2738,7 @@
           <w:color w:val="0F172A"/>
           <w:sz w:val="20"/>
         </w:rPr>
-        <w:t xml:space="preserve">Dual-Tab Concurrent Operation: </w:t>
+        <w:t xml:space="preserve">Concurrent Dual-Tab Operation: </w:t>
       </w:r>
       <w:r>
         <w:rPr>
@@ -2240,7 +2746,7 @@
           <w:color w:val="1E293B"/>
           <w:sz w:val="20"/>
         </w:rPr>
-        <w:t>Keep Tab 1 open at http://127.0.0.1:5001/ as the Admin Command Center. Click the green '[ Open Driver Tab ]' button in the navbar (or open a 2nd tab and select 'Driver View'). Tab 2 immediately renders the Driver Cockpit HUD at the exact same base URL without session collision or requiring incognito mode.</w:t>
+        <w:t>Open http://127.0.0.1:5001/ in Tab 1 (Admin Command Center). Click the green '[ ↗ Open Driver Tab ]' button in the navbar (or open a 2nd tab and select 'Driver View'). Tab 2 immediately renders the Driver Cockpit HUD at the exact same base URL without session collision or requiring incognito mode.</w:t>
       </w:r>
     </w:p>
     <w:p>
@@ -2360,7 +2866,7 @@
     </w:p>
     <w:p>
       <w:pPr>
-        <w:spacing w:before="200" w:after="80"/>
+        <w:spacing w:before="240" w:after="80"/>
         <w:jc w:val="center"/>
       </w:pPr>
       <w:r>
@@ -2379,7 +2885,7 @@
                     <pic:cNvPicPr/>
                   </pic:nvPicPr>
                   <pic:blipFill>
-                    <a:blip r:embed="rId10"/>
+                    <a:blip r:embed="rId12"/>
                     <a:stretch>
                       <a:fillRect/>
                     </a:stretch>
@@ -2415,7 +2921,7 @@
     </w:p>
     <w:p>
       <w:pPr>
-        <w:spacing w:before="200" w:after="80"/>
+        <w:spacing w:before="240" w:after="80"/>
         <w:jc w:val="center"/>
       </w:pPr>
       <w:r>
@@ -2434,7 +2940,7 @@
                     <pic:cNvPicPr/>
                   </pic:nvPicPr>
                   <pic:blipFill>
-                    <a:blip r:embed="rId11"/>
+                    <a:blip r:embed="rId13"/>
                     <a:stretch>
                       <a:fillRect/>
                     </a:stretch>
@@ -2471,6 +2977,61 @@
     <w:p>
       <w:pPr>
         <w:spacing w:before="240" w:after="80"/>
+        <w:jc w:val="center"/>
+      </w:pPr>
+      <w:r>
+        <w:drawing>
+          <wp:inline xmlns:a="http://schemas.openxmlformats.org/drawingml/2006/main" xmlns:pic="http://schemas.openxmlformats.org/drawingml/2006/picture">
+            <wp:extent cx="3840480" cy="6560820"/>
+            <wp:docPr id="4" name="Picture 4"/>
+            <wp:cNvGraphicFramePr>
+              <a:graphicFrameLocks noChangeAspect="1"/>
+            </wp:cNvGraphicFramePr>
+            <a:graphic>
+              <a:graphicData uri="http://schemas.openxmlformats.org/drawingml/2006/picture">
+                <pic:pic>
+                  <pic:nvPicPr>
+                    <pic:cNvPr id="0" name="driver_hud.png"/>
+                    <pic:cNvPicPr/>
+                  </pic:nvPicPr>
+                  <pic:blipFill>
+                    <a:blip r:embed="rId14"/>
+                    <a:stretch>
+                      <a:fillRect/>
+                    </a:stretch>
+                  </pic:blipFill>
+                  <pic:spPr>
+                    <a:xfrm>
+                      <a:off x="0" y="0"/>
+                      <a:ext cx="3840480" cy="6560820"/>
+                    </a:xfrm>
+                    <a:prstGeom prst="rect"/>
+                  </pic:spPr>
+                </pic:pic>
+              </a:graphicData>
+            </a:graphic>
+          </wp:inline>
+        </w:drawing>
+      </w:r>
+    </w:p>
+    <w:p>
+      <w:pPr>
+        <w:spacing w:before="0" w:after="240"/>
+        <w:jc w:val="center"/>
+      </w:pPr>
+      <w:r>
+        <w:rPr>
+          <w:rFonts w:ascii="Calibri" w:hAnsi="Calibri"/>
+          <w:i/>
+          <w:color w:val="64748B"/>
+          <w:sz w:val="18"/>
+        </w:rPr>
+        <w:t>Figure 4: Driver Mobile Cockpit HUD — In-Transit Triage Severity Assessment (Levels 1–5), Receiving Facility Selector, Live Patient Telemetry Stream, and GPS Navigation Link</w:t>
+      </w:r>
+    </w:p>
+    <w:p>
+      <w:pPr>
+        <w:spacing w:before="260" w:after="80"/>
       </w:pPr>
       <w:r>
         <w:rPr>
@@ -2512,7 +3073,7 @@
     </w:p>
     <w:p>
       <w:pPr>
-        <w:spacing w:before="240" w:after="80"/>
+        <w:spacing w:before="260" w:after="80"/>
       </w:pPr>
       <w:r>
         <w:rPr>
@@ -2572,7 +3133,7 @@
     </w:p>
     <w:p>
       <w:pPr>
-        <w:spacing w:before="240" w:after="80"/>
+        <w:spacing w:before="260" w:after="80"/>
       </w:pPr>
       <w:r>
         <w:rPr>
@@ -2986,7 +3547,7 @@
     </w:tbl>
     <w:p>
       <w:pPr>
-        <w:spacing w:before="320" w:after="120"/>
+        <w:spacing w:before="360" w:after="120"/>
       </w:pPr>
       <w:r>
         <w:rPr>
@@ -2995,12 +3556,12 @@
           <w:color w:val="0F172A"/>
           <w:sz w:val="30"/>
         </w:rPr>
-        <w:t>5. Results</w:t>
+        <w:t>5. Empirical Results &amp; Verification</w:t>
       </w:r>
     </w:p>
     <w:p>
       <w:pPr>
-        <w:spacing w:before="240" w:after="80"/>
+        <w:spacing w:before="260" w:after="80"/>
       </w:pPr>
       <w:r>
         <w:rPr>
@@ -3547,7 +4108,7 @@
     </w:tbl>
     <w:p>
       <w:pPr>
-        <w:spacing w:before="240" w:after="80"/>
+        <w:spacing w:before="260" w:after="80"/>
       </w:pPr>
       <w:r>
         <w:rPr>
@@ -3556,7 +4117,7 @@
           <w:color w:val="2563EB"/>
           <w:sz w:val="24"/>
         </w:rPr>
-        <w:t>5.2 Testing</w:t>
+        <w:t>5.2 Automated Testing Suite Breakdown</w:t>
       </w:r>
     </w:p>
     <w:p>
@@ -3569,19 +4130,727 @@
           <w:color w:val="1E293B"/>
           <w:sz w:val="20"/>
         </w:rPr>
-        <w:t>A total of 92 automated test suites execute cleanly on both local developer workstations and the GitHub Actions CI pipeline: 6 object-oriented model tests, 7 Dijkstra routing &amp; NetworkX validation tests, 10 dispatch &amp; hospital severity tests, 14 demand clustering &amp; pre-positioning tests, 4 dashboard &amp; report tests, 15 end-to-end operational scenarios, 18 live re-routing, queue, rush-hour, and analytics tests, and 18 authentication, driver HUD hospital change, and dynamic weather tests.</w:t>
+        <w:t>The application is safeguarded by 92 automated Pytest test suites executing cleanly with zero failures on local machines and GitHub Actions CI. The test coverage spans every algorithmic layer:</w:t>
       </w:r>
     </w:p>
+    <w:tbl>
+      <w:tblPr>
+        <w:tblW w:type="auto" w:w="0"/>
+        <w:jc w:val="center"/>
+        <w:tblLook w:firstColumn="1" w:firstRow="1" w:lastColumn="0" w:lastRow="0" w:noHBand="0" w:noVBand="1" w:val="04A0"/>
+      </w:tblPr>
+      <w:tblGrid>
+        <w:gridCol w:w="3120"/>
+        <w:gridCol w:w="3120"/>
+        <w:gridCol w:w="3120"/>
+      </w:tblGrid>
+      <w:tr>
+        <w:tc>
+          <w:tcPr>
+            <w:tcW w:type="dxa" w:w="3168"/>
+            <w:shd w:fill="1E293B"/>
+            <w:tcMar>
+              <w:top w:w="120" w:type="dxa"/>
+              <w:bottom w:w="120" w:type="dxa"/>
+              <w:left w:w="150" w:type="dxa"/>
+              <w:right w:w="150" w:type="dxa"/>
+            </w:tcMar>
+          </w:tcPr>
+          <w:p>
+            <w:pPr>
+              <w:jc w:val="left"/>
+            </w:pPr>
+            <w:r>
+              <w:rPr>
+                <w:rFonts w:ascii="Calibri" w:hAnsi="Calibri"/>
+                <w:b/>
+                <w:color w:val="FFFFFF"/>
+                <w:sz w:val="19"/>
+              </w:rPr>
+              <w:t>Test Suite File</w:t>
+            </w:r>
+          </w:p>
+        </w:tc>
+        <w:tc>
+          <w:tcPr>
+            <w:tcW w:type="dxa" w:w="4752"/>
+            <w:shd w:fill="1E293B"/>
+            <w:tcMar>
+              <w:top w:w="120" w:type="dxa"/>
+              <w:bottom w:w="120" w:type="dxa"/>
+              <w:left w:w="150" w:type="dxa"/>
+              <w:right w:w="150" w:type="dxa"/>
+            </w:tcMar>
+          </w:tcPr>
+          <w:p>
+            <w:pPr>
+              <w:jc w:val="left"/>
+            </w:pPr>
+            <w:r>
+              <w:rPr>
+                <w:rFonts w:ascii="Calibri" w:hAnsi="Calibri"/>
+                <w:b/>
+                <w:color w:val="FFFFFF"/>
+                <w:sz w:val="19"/>
+              </w:rPr>
+              <w:t>Component Verified</w:t>
+            </w:r>
+          </w:p>
+        </w:tc>
+        <w:tc>
+          <w:tcPr>
+            <w:tcW w:type="dxa" w:w="1440"/>
+            <w:shd w:fill="1E293B"/>
+            <w:tcMar>
+              <w:top w:w="120" w:type="dxa"/>
+              <w:bottom w:w="120" w:type="dxa"/>
+              <w:left w:w="150" w:type="dxa"/>
+              <w:right w:w="150" w:type="dxa"/>
+            </w:tcMar>
+          </w:tcPr>
+          <w:p>
+            <w:pPr>
+              <w:jc w:val="left"/>
+            </w:pPr>
+            <w:r>
+              <w:rPr>
+                <w:rFonts w:ascii="Calibri" w:hAnsi="Calibri"/>
+                <w:b/>
+                <w:color w:val="FFFFFF"/>
+                <w:sz w:val="19"/>
+              </w:rPr>
+              <w:t>Number of Tests</w:t>
+            </w:r>
+          </w:p>
+        </w:tc>
+      </w:tr>
+      <w:tr>
+        <w:tc>
+          <w:tcPr>
+            <w:tcW w:type="dxa" w:w="3168"/>
+            <w:shd w:fill="FFFFFF"/>
+            <w:tcMar>
+              <w:top w:w="90" w:type="dxa"/>
+              <w:bottom w:w="90" w:type="dxa"/>
+              <w:left w:w="150" w:type="dxa"/>
+              <w:right w:w="150" w:type="dxa"/>
+            </w:tcMar>
+          </w:tcPr>
+          <w:p>
+            <w:pPr>
+              <w:jc w:val="left"/>
+            </w:pPr>
+            <w:r>
+              <w:rPr>
+                <w:rFonts w:ascii="Calibri" w:hAnsi="Calibri"/>
+                <w:color w:val="1E293B"/>
+                <w:sz w:val="18"/>
+              </w:rPr>
+              <w:t>tests/test_complete.py</w:t>
+            </w:r>
+          </w:p>
+        </w:tc>
+        <w:tc>
+          <w:tcPr>
+            <w:tcW w:type="dxa" w:w="4752"/>
+            <w:shd w:fill="FFFFFF"/>
+            <w:tcMar>
+              <w:top w:w="90" w:type="dxa"/>
+              <w:bottom w:w="90" w:type="dxa"/>
+              <w:left w:w="150" w:type="dxa"/>
+              <w:right w:w="150" w:type="dxa"/>
+            </w:tcMar>
+          </w:tcPr>
+          <w:p>
+            <w:pPr>
+              <w:jc w:val="left"/>
+            </w:pPr>
+            <w:r>
+              <w:rPr>
+                <w:rFonts w:ascii="Calibri" w:hAnsi="Calibri"/>
+                <w:color w:val="1E293B"/>
+                <w:sz w:val="18"/>
+              </w:rPr>
+              <w:t>Authentication, RBAC rules, hospital severity changing, dynamic weather</w:t>
+            </w:r>
+          </w:p>
+        </w:tc>
+        <w:tc>
+          <w:tcPr>
+            <w:tcW w:type="dxa" w:w="1440"/>
+            <w:shd w:fill="FFFFFF"/>
+            <w:tcMar>
+              <w:top w:w="90" w:type="dxa"/>
+              <w:bottom w:w="90" w:type="dxa"/>
+              <w:left w:w="150" w:type="dxa"/>
+              <w:right w:w="150" w:type="dxa"/>
+            </w:tcMar>
+          </w:tcPr>
+          <w:p>
+            <w:pPr>
+              <w:jc w:val="left"/>
+            </w:pPr>
+            <w:r>
+              <w:rPr>
+                <w:rFonts w:ascii="Calibri" w:hAnsi="Calibri"/>
+                <w:color w:val="1E293B"/>
+                <w:sz w:val="18"/>
+              </w:rPr>
+              <w:t>19 tests</w:t>
+            </w:r>
+          </w:p>
+        </w:tc>
+      </w:tr>
+      <w:tr>
+        <w:tc>
+          <w:tcPr>
+            <w:tcW w:type="dxa" w:w="3168"/>
+            <w:shd w:fill="F8FAFC"/>
+            <w:tcMar>
+              <w:top w:w="90" w:type="dxa"/>
+              <w:bottom w:w="90" w:type="dxa"/>
+              <w:left w:w="150" w:type="dxa"/>
+              <w:right w:w="150" w:type="dxa"/>
+            </w:tcMar>
+          </w:tcPr>
+          <w:p>
+            <w:pPr>
+              <w:jc w:val="left"/>
+            </w:pPr>
+            <w:r>
+              <w:rPr>
+                <w:rFonts w:ascii="Calibri" w:hAnsi="Calibri"/>
+                <w:color w:val="1E293B"/>
+                <w:sz w:val="18"/>
+              </w:rPr>
+              <w:t>tests/test_dashboard.py</w:t>
+            </w:r>
+          </w:p>
+        </w:tc>
+        <w:tc>
+          <w:tcPr>
+            <w:tcW w:type="dxa" w:w="4752"/>
+            <w:shd w:fill="F8FAFC"/>
+            <w:tcMar>
+              <w:top w:w="90" w:type="dxa"/>
+              <w:bottom w:w="90" w:type="dxa"/>
+              <w:left w:w="150" w:type="dxa"/>
+              <w:right w:w="150" w:type="dxa"/>
+            </w:tcMar>
+          </w:tcPr>
+          <w:p>
+            <w:pPr>
+              <w:jc w:val="left"/>
+            </w:pPr>
+            <w:r>
+              <w:rPr>
+                <w:rFonts w:ascii="Calibri" w:hAnsi="Calibri"/>
+                <w:color w:val="1E293B"/>
+                <w:sz w:val="18"/>
+              </w:rPr>
+              <w:t>Dashboard state synthesis, CSV export, summary counters</w:t>
+            </w:r>
+          </w:p>
+        </w:tc>
+        <w:tc>
+          <w:tcPr>
+            <w:tcW w:type="dxa" w:w="1440"/>
+            <w:shd w:fill="F8FAFC"/>
+            <w:tcMar>
+              <w:top w:w="90" w:type="dxa"/>
+              <w:bottom w:w="90" w:type="dxa"/>
+              <w:left w:w="150" w:type="dxa"/>
+              <w:right w:w="150" w:type="dxa"/>
+            </w:tcMar>
+          </w:tcPr>
+          <w:p>
+            <w:pPr>
+              <w:jc w:val="left"/>
+            </w:pPr>
+            <w:r>
+              <w:rPr>
+                <w:rFonts w:ascii="Calibri" w:hAnsi="Calibri"/>
+                <w:color w:val="1E293B"/>
+                <w:sz w:val="18"/>
+              </w:rPr>
+              <w:t>4 tests</w:t>
+            </w:r>
+          </w:p>
+        </w:tc>
+      </w:tr>
+      <w:tr>
+        <w:tc>
+          <w:tcPr>
+            <w:tcW w:type="dxa" w:w="3168"/>
+            <w:shd w:fill="FFFFFF"/>
+            <w:tcMar>
+              <w:top w:w="90" w:type="dxa"/>
+              <w:bottom w:w="90" w:type="dxa"/>
+              <w:left w:w="150" w:type="dxa"/>
+              <w:right w:w="150" w:type="dxa"/>
+            </w:tcMar>
+          </w:tcPr>
+          <w:p>
+            <w:pPr>
+              <w:jc w:val="left"/>
+            </w:pPr>
+            <w:r>
+              <w:rPr>
+                <w:rFonts w:ascii="Calibri" w:hAnsi="Calibri"/>
+                <w:color w:val="1E293B"/>
+                <w:sz w:val="18"/>
+              </w:rPr>
+              <w:t>tests/test_demand.py</w:t>
+            </w:r>
+          </w:p>
+        </w:tc>
+        <w:tc>
+          <w:tcPr>
+            <w:tcW w:type="dxa" w:w="4752"/>
+            <w:shd w:fill="FFFFFF"/>
+            <w:tcMar>
+              <w:top w:w="90" w:type="dxa"/>
+              <w:bottom w:w="90" w:type="dxa"/>
+              <w:left w:w="150" w:type="dxa"/>
+              <w:right w:w="150" w:type="dxa"/>
+            </w:tcMar>
+          </w:tcPr>
+          <w:p>
+            <w:pPr>
+              <w:jc w:val="left"/>
+            </w:pPr>
+            <w:r>
+              <w:rPr>
+                <w:rFonts w:ascii="Calibri" w:hAnsi="Calibri"/>
+                <w:color w:val="1E293B"/>
+                <w:sz w:val="18"/>
+              </w:rPr>
+              <w:t>Data cleaning, K-Means centroids, DBSCAN clusters, Hungarian allocation</w:t>
+            </w:r>
+          </w:p>
+        </w:tc>
+        <w:tc>
+          <w:tcPr>
+            <w:tcW w:type="dxa" w:w="1440"/>
+            <w:shd w:fill="FFFFFF"/>
+            <w:tcMar>
+              <w:top w:w="90" w:type="dxa"/>
+              <w:bottom w:w="90" w:type="dxa"/>
+              <w:left w:w="150" w:type="dxa"/>
+              <w:right w:w="150" w:type="dxa"/>
+            </w:tcMar>
+          </w:tcPr>
+          <w:p>
+            <w:pPr>
+              <w:jc w:val="left"/>
+            </w:pPr>
+            <w:r>
+              <w:rPr>
+                <w:rFonts w:ascii="Calibri" w:hAnsi="Calibri"/>
+                <w:color w:val="1E293B"/>
+                <w:sz w:val="18"/>
+              </w:rPr>
+              <w:t>14 tests</w:t>
+            </w:r>
+          </w:p>
+        </w:tc>
+      </w:tr>
+      <w:tr>
+        <w:tc>
+          <w:tcPr>
+            <w:tcW w:type="dxa" w:w="3168"/>
+            <w:shd w:fill="F8FAFC"/>
+            <w:tcMar>
+              <w:top w:w="90" w:type="dxa"/>
+              <w:bottom w:w="90" w:type="dxa"/>
+              <w:left w:w="150" w:type="dxa"/>
+              <w:right w:w="150" w:type="dxa"/>
+            </w:tcMar>
+          </w:tcPr>
+          <w:p>
+            <w:pPr>
+              <w:jc w:val="left"/>
+            </w:pPr>
+            <w:r>
+              <w:rPr>
+                <w:rFonts w:ascii="Calibri" w:hAnsi="Calibri"/>
+                <w:color w:val="1E293B"/>
+                <w:sz w:val="18"/>
+              </w:rPr>
+              <w:t>tests/test_dispatch.py</w:t>
+            </w:r>
+          </w:p>
+        </w:tc>
+        <w:tc>
+          <w:tcPr>
+            <w:tcW w:type="dxa" w:w="4752"/>
+            <w:shd w:fill="F8FAFC"/>
+            <w:tcMar>
+              <w:top w:w="90" w:type="dxa"/>
+              <w:bottom w:w="90" w:type="dxa"/>
+              <w:left w:w="150" w:type="dxa"/>
+              <w:right w:w="150" w:type="dxa"/>
+            </w:tcMar>
+          </w:tcPr>
+          <w:p>
+            <w:pPr>
+              <w:jc w:val="left"/>
+            </w:pPr>
+            <w:r>
+              <w:rPr>
+                <w:rFonts w:ascii="Calibri" w:hAnsi="Calibri"/>
+                <w:color w:val="1E293B"/>
+                <w:sz w:val="18"/>
+              </w:rPr>
+              <w:t>Proximity ambulance selection, hospital tier matching, lifecycle status</w:t>
+            </w:r>
+          </w:p>
+        </w:tc>
+        <w:tc>
+          <w:tcPr>
+            <w:tcW w:type="dxa" w:w="1440"/>
+            <w:shd w:fill="F8FAFC"/>
+            <w:tcMar>
+              <w:top w:w="90" w:type="dxa"/>
+              <w:bottom w:w="90" w:type="dxa"/>
+              <w:left w:w="150" w:type="dxa"/>
+              <w:right w:w="150" w:type="dxa"/>
+            </w:tcMar>
+          </w:tcPr>
+          <w:p>
+            <w:pPr>
+              <w:jc w:val="left"/>
+            </w:pPr>
+            <w:r>
+              <w:rPr>
+                <w:rFonts w:ascii="Calibri" w:hAnsi="Calibri"/>
+                <w:color w:val="1E293B"/>
+                <w:sz w:val="18"/>
+              </w:rPr>
+              <w:t>10 tests</w:t>
+            </w:r>
+          </w:p>
+        </w:tc>
+      </w:tr>
+      <w:tr>
+        <w:tc>
+          <w:tcPr>
+            <w:tcW w:type="dxa" w:w="3168"/>
+            <w:shd w:fill="FFFFFF"/>
+            <w:tcMar>
+              <w:top w:w="90" w:type="dxa"/>
+              <w:bottom w:w="90" w:type="dxa"/>
+              <w:left w:w="150" w:type="dxa"/>
+              <w:right w:w="150" w:type="dxa"/>
+            </w:tcMar>
+          </w:tcPr>
+          <w:p>
+            <w:pPr>
+              <w:jc w:val="left"/>
+            </w:pPr>
+            <w:r>
+              <w:rPr>
+                <w:rFonts w:ascii="Calibri" w:hAnsi="Calibri"/>
+                <w:color w:val="1E293B"/>
+                <w:sz w:val="18"/>
+              </w:rPr>
+              <w:t>tests/test_live.py</w:t>
+            </w:r>
+          </w:p>
+        </w:tc>
+        <w:tc>
+          <w:tcPr>
+            <w:tcW w:type="dxa" w:w="4752"/>
+            <w:shd w:fill="FFFFFF"/>
+            <w:tcMar>
+              <w:top w:w="90" w:type="dxa"/>
+              <w:bottom w:w="90" w:type="dxa"/>
+              <w:left w:w="150" w:type="dxa"/>
+              <w:right w:w="150" w:type="dxa"/>
+            </w:tcMar>
+          </w:tcPr>
+          <w:p>
+            <w:pPr>
+              <w:jc w:val="left"/>
+            </w:pPr>
+            <w:r>
+              <w:rPr>
+                <w:rFonts w:ascii="Calibri" w:hAnsi="Calibri"/>
+                <w:color w:val="1E293B"/>
+                <w:sz w:val="18"/>
+              </w:rPr>
+              <w:t>Mid-transit rerouting, automatic rush-hour scaling, priority queue</w:t>
+            </w:r>
+          </w:p>
+        </w:tc>
+        <w:tc>
+          <w:tcPr>
+            <w:tcW w:type="dxa" w:w="1440"/>
+            <w:shd w:fill="FFFFFF"/>
+            <w:tcMar>
+              <w:top w:w="90" w:type="dxa"/>
+              <w:bottom w:w="90" w:type="dxa"/>
+              <w:left w:w="150" w:type="dxa"/>
+              <w:right w:w="150" w:type="dxa"/>
+            </w:tcMar>
+          </w:tcPr>
+          <w:p>
+            <w:pPr>
+              <w:jc w:val="left"/>
+            </w:pPr>
+            <w:r>
+              <w:rPr>
+                <w:rFonts w:ascii="Calibri" w:hAnsi="Calibri"/>
+                <w:color w:val="1E293B"/>
+                <w:sz w:val="18"/>
+              </w:rPr>
+              <w:t>18 tests</w:t>
+            </w:r>
+          </w:p>
+        </w:tc>
+      </w:tr>
+      <w:tr>
+        <w:tc>
+          <w:tcPr>
+            <w:tcW w:type="dxa" w:w="3168"/>
+            <w:shd w:fill="F8FAFC"/>
+            <w:tcMar>
+              <w:top w:w="90" w:type="dxa"/>
+              <w:bottom w:w="90" w:type="dxa"/>
+              <w:left w:w="150" w:type="dxa"/>
+              <w:right w:w="150" w:type="dxa"/>
+            </w:tcMar>
+          </w:tcPr>
+          <w:p>
+            <w:pPr>
+              <w:jc w:val="left"/>
+            </w:pPr>
+            <w:r>
+              <w:rPr>
+                <w:rFonts w:ascii="Calibri" w:hAnsi="Calibri"/>
+                <w:color w:val="1E293B"/>
+                <w:sz w:val="18"/>
+              </w:rPr>
+              <w:t>tests/test_models.py</w:t>
+            </w:r>
+          </w:p>
+        </w:tc>
+        <w:tc>
+          <w:tcPr>
+            <w:tcW w:type="dxa" w:w="4752"/>
+            <w:shd w:fill="F8FAFC"/>
+            <w:tcMar>
+              <w:top w:w="90" w:type="dxa"/>
+              <w:bottom w:w="90" w:type="dxa"/>
+              <w:left w:w="150" w:type="dxa"/>
+              <w:right w:w="150" w:type="dxa"/>
+            </w:tcMar>
+          </w:tcPr>
+          <w:p>
+            <w:pPr>
+              <w:jc w:val="left"/>
+            </w:pPr>
+            <w:r>
+              <w:rPr>
+                <w:rFonts w:ascii="Calibri" w:hAnsi="Calibri"/>
+                <w:color w:val="1E293B"/>
+                <w:sz w:val="18"/>
+              </w:rPr>
+              <w:t>OOP entity state machines, Haversine distance, road cost calculation</w:t>
+            </w:r>
+          </w:p>
+        </w:tc>
+        <w:tc>
+          <w:tcPr>
+            <w:tcW w:type="dxa" w:w="1440"/>
+            <w:shd w:fill="F8FAFC"/>
+            <w:tcMar>
+              <w:top w:w="90" w:type="dxa"/>
+              <w:bottom w:w="90" w:type="dxa"/>
+              <w:left w:w="150" w:type="dxa"/>
+              <w:right w:w="150" w:type="dxa"/>
+            </w:tcMar>
+          </w:tcPr>
+          <w:p>
+            <w:pPr>
+              <w:jc w:val="left"/>
+            </w:pPr>
+            <w:r>
+              <w:rPr>
+                <w:rFonts w:ascii="Calibri" w:hAnsi="Calibri"/>
+                <w:color w:val="1E293B"/>
+                <w:sz w:val="18"/>
+              </w:rPr>
+              <w:t>6 tests</w:t>
+            </w:r>
+          </w:p>
+        </w:tc>
+      </w:tr>
+      <w:tr>
+        <w:tc>
+          <w:tcPr>
+            <w:tcW w:type="dxa" w:w="3168"/>
+            <w:shd w:fill="FFFFFF"/>
+            <w:tcMar>
+              <w:top w:w="90" w:type="dxa"/>
+              <w:bottom w:w="90" w:type="dxa"/>
+              <w:left w:w="150" w:type="dxa"/>
+              <w:right w:w="150" w:type="dxa"/>
+            </w:tcMar>
+          </w:tcPr>
+          <w:p>
+            <w:pPr>
+              <w:jc w:val="left"/>
+            </w:pPr>
+            <w:r>
+              <w:rPr>
+                <w:rFonts w:ascii="Calibri" w:hAnsi="Calibri"/>
+                <w:color w:val="1E293B"/>
+                <w:sz w:val="18"/>
+              </w:rPr>
+              <w:t>tests/test_routing.py</w:t>
+            </w:r>
+          </w:p>
+        </w:tc>
+        <w:tc>
+          <w:tcPr>
+            <w:tcW w:type="dxa" w:w="4752"/>
+            <w:shd w:fill="FFFFFF"/>
+            <w:tcMar>
+              <w:top w:w="90" w:type="dxa"/>
+              <w:bottom w:w="90" w:type="dxa"/>
+              <w:left w:w="150" w:type="dxa"/>
+              <w:right w:w="150" w:type="dxa"/>
+            </w:tcMar>
+          </w:tcPr>
+          <w:p>
+            <w:pPr>
+              <w:jc w:val="left"/>
+            </w:pPr>
+            <w:r>
+              <w:rPr>
+                <w:rFonts w:ascii="Calibri" w:hAnsi="Calibri"/>
+                <w:color w:val="1E293B"/>
+                <w:sz w:val="18"/>
+              </w:rPr>
+              <w:t>Custom Dijkstra vs NetworkX mathematical equivalence, closed roads</w:t>
+            </w:r>
+          </w:p>
+        </w:tc>
+        <w:tc>
+          <w:tcPr>
+            <w:tcW w:type="dxa" w:w="1440"/>
+            <w:shd w:fill="FFFFFF"/>
+            <w:tcMar>
+              <w:top w:w="90" w:type="dxa"/>
+              <w:bottom w:w="90" w:type="dxa"/>
+              <w:left w:w="150" w:type="dxa"/>
+              <w:right w:w="150" w:type="dxa"/>
+            </w:tcMar>
+          </w:tcPr>
+          <w:p>
+            <w:pPr>
+              <w:jc w:val="left"/>
+            </w:pPr>
+            <w:r>
+              <w:rPr>
+                <w:rFonts w:ascii="Calibri" w:hAnsi="Calibri"/>
+                <w:color w:val="1E293B"/>
+                <w:sz w:val="18"/>
+              </w:rPr>
+              <w:t>7 tests</w:t>
+            </w:r>
+          </w:p>
+        </w:tc>
+      </w:tr>
+      <w:tr>
+        <w:tc>
+          <w:tcPr>
+            <w:tcW w:type="dxa" w:w="3168"/>
+            <w:shd w:fill="F8FAFC"/>
+            <w:tcMar>
+              <w:top w:w="90" w:type="dxa"/>
+              <w:bottom w:w="90" w:type="dxa"/>
+              <w:left w:w="150" w:type="dxa"/>
+              <w:right w:w="150" w:type="dxa"/>
+            </w:tcMar>
+          </w:tcPr>
+          <w:p>
+            <w:pPr>
+              <w:jc w:val="left"/>
+            </w:pPr>
+            <w:r>
+              <w:rPr>
+                <w:rFonts w:ascii="Calibri" w:hAnsi="Calibri"/>
+                <w:color w:val="1E293B"/>
+                <w:sz w:val="18"/>
+              </w:rPr>
+              <w:t>tests/test_scenarios.py</w:t>
+            </w:r>
+          </w:p>
+        </w:tc>
+        <w:tc>
+          <w:tcPr>
+            <w:tcW w:type="dxa" w:w="4752"/>
+            <w:shd w:fill="F8FAFC"/>
+            <w:tcMar>
+              <w:top w:w="90" w:type="dxa"/>
+              <w:bottom w:w="90" w:type="dxa"/>
+              <w:left w:w="150" w:type="dxa"/>
+              <w:right w:w="150" w:type="dxa"/>
+            </w:tcMar>
+          </w:tcPr>
+          <w:p>
+            <w:pPr>
+              <w:jc w:val="left"/>
+            </w:pPr>
+            <w:r>
+              <w:rPr>
+                <w:rFonts w:ascii="Calibri" w:hAnsi="Calibri"/>
+                <w:color w:val="1E293B"/>
+                <w:sz w:val="18"/>
+              </w:rPr>
+              <w:t>End-to-end multi-incident life-saving simulations and stress cases</w:t>
+            </w:r>
+          </w:p>
+        </w:tc>
+        <w:tc>
+          <w:tcPr>
+            <w:tcW w:type="dxa" w:w="1440"/>
+            <w:shd w:fill="F8FAFC"/>
+            <w:tcMar>
+              <w:top w:w="90" w:type="dxa"/>
+              <w:bottom w:w="90" w:type="dxa"/>
+              <w:left w:w="150" w:type="dxa"/>
+              <w:right w:w="150" w:type="dxa"/>
+            </w:tcMar>
+          </w:tcPr>
+          <w:p>
+            <w:pPr>
+              <w:jc w:val="left"/>
+            </w:pPr>
+            <w:r>
+              <w:rPr>
+                <w:rFonts w:ascii="Calibri" w:hAnsi="Calibri"/>
+                <w:color w:val="1E293B"/>
+                <w:sz w:val="18"/>
+              </w:rPr>
+              <w:t>14 tests</w:t>
+            </w:r>
+          </w:p>
+        </w:tc>
+      </w:tr>
+    </w:tbl>
     <w:p>
       <w:pPr>
-        <w:spacing w:before="200" w:after="80"/>
+        <w:spacing w:before="240" w:after="80"/>
         <w:jc w:val="center"/>
       </w:pPr>
       <w:r>
         <w:drawing>
           <wp:inline xmlns:a="http://schemas.openxmlformats.org/drawingml/2006/main" xmlns:pic="http://schemas.openxmlformats.org/drawingml/2006/picture">
             <wp:extent cx="5486400" cy="3169920"/>
-            <wp:docPr id="4" name="Picture 4"/>
+            <wp:docPr id="5" name="Picture 5"/>
             <wp:cNvGraphicFramePr>
               <a:graphicFrameLocks noChangeAspect="1"/>
             </wp:cNvGraphicFramePr>
@@ -3593,7 +4862,7 @@
                     <pic:cNvPicPr/>
                   </pic:nvPicPr>
                   <pic:blipFill>
-                    <a:blip r:embed="rId12"/>
+                    <a:blip r:embed="rId15"/>
                     <a:stretch>
                       <a:fillRect/>
                     </a:stretch>
@@ -3624,12 +4893,12 @@
           <w:color w:val="64748B"/>
           <w:sz w:val="18"/>
         </w:rPr>
-        <w:t>Figure 4: Automated Pytest Suite Execution — 92 Tests Passing with Zero Failures (pytest -v)</w:t>
+        <w:t>Figure 5: Automated Pytest Suite Execution — 92 Tests Passing with Zero Failures (pytest -v in 4.90s)</w:t>
       </w:r>
     </w:p>
     <w:p>
       <w:pPr>
-        <w:spacing w:before="240" w:after="80"/>
+        <w:spacing w:before="260" w:after="80"/>
       </w:pPr>
       <w:r>
         <w:rPr>
@@ -3638,7 +4907,7 @@
           <w:color w:val="2563EB"/>
           <w:sz w:val="24"/>
         </w:rPr>
-        <w:t>5.3 Software Response Time</w:t>
+        <w:t>5.3 Software Response Time Benchmarking</w:t>
       </w:r>
     </w:p>
     <w:p>
@@ -4387,7 +5656,7 @@
     </w:tbl>
     <w:p>
       <w:pPr>
-        <w:spacing w:before="240" w:after="80"/>
+        <w:spacing w:before="260" w:after="80"/>
       </w:pPr>
       <w:r>
         <w:rPr>
@@ -4737,14 +6006,14 @@
     </w:tbl>
     <w:p>
       <w:pPr>
-        <w:spacing w:before="200" w:after="80"/>
+        <w:spacing w:before="240" w:after="80"/>
         <w:jc w:val="center"/>
       </w:pPr>
       <w:r>
         <w:drawing>
           <wp:inline xmlns:a="http://schemas.openxmlformats.org/drawingml/2006/main" xmlns:pic="http://schemas.openxmlformats.org/drawingml/2006/picture">
             <wp:extent cx="5486400" cy="3429000"/>
-            <wp:docPr id="5" name="Picture 5"/>
+            <wp:docPr id="6" name="Picture 6"/>
             <wp:cNvGraphicFramePr>
               <a:graphicFrameLocks noChangeAspect="1"/>
             </wp:cNvGraphicFramePr>
@@ -4756,7 +6025,7 @@
                     <pic:cNvPicPr/>
                   </pic:nvPicPr>
                   <pic:blipFill>
-                    <a:blip r:embed="rId13"/>
+                    <a:blip r:embed="rId16"/>
                     <a:stretch>
                       <a:fillRect/>
                     </a:stretch>
@@ -4787,12 +6056,12 @@
           <w:color w:val="64748B"/>
           <w:sz w:val="18"/>
         </w:rPr>
-        <w:t>Figure 5: Demand Forecasting Analytics — Proactive Ambulance Pre-Positioning Standby Hubs and Hourly Emergency Call Histogram</w:t>
+        <w:t>Figure 6: Demand Forecasting Analytics — Proactive Ambulance Pre-Positioning Standby Hubs and Hourly Emergency Call Histogram</w:t>
       </w:r>
     </w:p>
     <w:p>
       <w:pPr>
-        <w:spacing w:before="240" w:after="80"/>
+        <w:spacing w:before="260" w:after="80"/>
       </w:pPr>
       <w:r>
         <w:rPr>
@@ -4819,7 +6088,7 @@
     </w:p>
     <w:p>
       <w:pPr>
-        <w:spacing w:before="240" w:after="80"/>
+        <w:spacing w:before="260" w:after="80"/>
       </w:pPr>
       <w:r>
         <w:rPr>
@@ -4845,6 +6114,8 @@
       </w:r>
     </w:p>
     <w:sectPr>
+      <w:headerReference w:type="default" r:id="rId9"/>
+      <w:footerReference w:type="default" r:id="rId10"/>
       <w:pgSz w:w="12240" w:h="15840"/>
       <w:pgMar w:top="1440" w:right="1440" w:bottom="1440" w:left="1440" w:header="720" w:footer="720" w:gutter="0"/>
       <w:cols w:space="720"/>
@@ -4852,6 +6123,48 @@
     </w:sectPr>
   </w:body>
 </w:document>
+</file>
+
+<file path=word/footer1.xml><?xml version="1.0" encoding="utf-8"?>
+<w:ftr xmlns:m="http://schemas.openxmlformats.org/officeDocument/2006/math" xmlns:mc="http://schemas.openxmlformats.org/markup-compatibility/2006" xmlns:mo="http://schemas.microsoft.com/office/mac/office/2008/main" xmlns:mv="urn:schemas-microsoft-com:mac:vml" xmlns:o="urn:schemas-microsoft-com:office:office" xmlns:r="http://schemas.openxmlformats.org/officeDocument/2006/relationships" xmlns:v="urn:schemas-microsoft-com:vml" xmlns:w10="urn:schemas-microsoft-com:office:word" xmlns:w14="http://schemas.microsoft.com/office/word/2010/wordml" xmlns:w="http://schemas.openxmlformats.org/wordprocessingml/2006/main" xmlns:wne="http://schemas.microsoft.com/office/word/2006/wordml" xmlns:wp14="http://schemas.microsoft.com/office/word/2010/wordprocessingDrawing" xmlns:wp="http://schemas.openxmlformats.org/drawingml/2006/wordprocessingDrawing" xmlns:wpc="http://schemas.microsoft.com/office/word/2010/wordprocessingCanvas" xmlns:wpg="http://schemas.microsoft.com/office/word/2010/wordprocessingGroup" xmlns:wpi="http://schemas.microsoft.com/office/word/2010/wordprocessingInk" xmlns:wps="http://schemas.microsoft.com/office/word/2010/wordprocessingShape" mc:Ignorable="w14 wp14">
+  <w:p>
+    <w:pPr>
+      <w:pStyle w:val="Footer"/>
+      <w:jc w:val="right"/>
+    </w:pPr>
+    <w:r>
+      <w:rPr>
+        <w:rFonts w:ascii="Calibri" w:hAnsi="Calibri"/>
+        <w:color w:val="94A3B8"/>
+        <w:sz w:val="17"/>
+      </w:rPr>
+      <w:t xml:space="preserve">Page </w:t>
+      <w:fldChar w:fldCharType="begin"/>
+      <w:instrText xml:space="preserve"> PAGE </w:instrText>
+      <w:fldChar w:fldCharType="separate"/>
+      <w:fldChar w:fldCharType="end"/>
+    </w:r>
+  </w:p>
+</w:ftr>
+</file>
+
+<file path=word/header1.xml><?xml version="1.0" encoding="utf-8"?>
+<w:hdr xmlns:m="http://schemas.openxmlformats.org/officeDocument/2006/math" xmlns:mc="http://schemas.openxmlformats.org/markup-compatibility/2006" xmlns:mo="http://schemas.microsoft.com/office/mac/office/2008/main" xmlns:mv="urn:schemas-microsoft-com:mac:vml" xmlns:o="urn:schemas-microsoft-com:office:office" xmlns:r="http://schemas.openxmlformats.org/officeDocument/2006/relationships" xmlns:v="urn:schemas-microsoft-com:vml" xmlns:w10="urn:schemas-microsoft-com:office:word" xmlns:w14="http://schemas.microsoft.com/office/word/2010/wordml" xmlns:w="http://schemas.openxmlformats.org/wordprocessingml/2006/main" xmlns:wne="http://schemas.microsoft.com/office/word/2006/wordml" xmlns:wp14="http://schemas.microsoft.com/office/word/2010/wordprocessingDrawing" xmlns:wp="http://schemas.openxmlformats.org/drawingml/2006/wordprocessingDrawing" xmlns:wpc="http://schemas.microsoft.com/office/word/2010/wordprocessingCanvas" xmlns:wpg="http://schemas.microsoft.com/office/word/2010/wordprocessingGroup" xmlns:wpi="http://schemas.microsoft.com/office/word/2010/wordprocessingInk" xmlns:wps="http://schemas.microsoft.com/office/word/2010/wordprocessingShape" mc:Ignorable="w14 wp14">
+  <w:p>
+    <w:pPr>
+      <w:pStyle w:val="Header"/>
+      <w:jc w:val="right"/>
+    </w:pPr>
+    <w:r>
+      <w:rPr>
+        <w:rFonts w:ascii="Calibri" w:hAnsi="Calibri"/>
+        <w:color w:val="94A3B8"/>
+        <w:sz w:val="17"/>
+      </w:rPr>
+      <w:t>Ambulance Dispatch Route Optimizer  |  Problem Statement #19</w:t>
+    </w:r>
+  </w:p>
+</w:hdr>
 </file>
 
 <file path=word/numbering.xml><?xml version="1.0" encoding="utf-8"?>
